--- a/lessons/2-12/readiness/practice.docx
+++ b/lessons/2-12/readiness/practice.docx
@@ -29,7 +29,7 @@
           <w:sz w:val="20"/>
           <w:szCs w:val="20"/>
         </w:rPr>
-        <w:t xml:space="preserve">Readiness practice for Lesson 1-6  ·  Builds toward 6.NS.3</w:t>
+        <w:t xml:space="preserve">Readiness practice for Lesson 2-12 (Unit 2 · Lesson 12)  ·  Builds toward 6.NOS.3</w:t>
       </w:r>
     </w:p>
     <w:p>
@@ -455,7 +455,7 @@
           <w:sz w:val="20"/>
           <w:szCs w:val="20"/>
         </w:rPr>
-        <w:t xml:space="preserve">When you've finished, open Lesson 1-6 and dive in!</w:t>
+        <w:t xml:space="preserve">When you've finished, open Lesson 2-12 and dive in!</w:t>
       </w:r>
     </w:p>
     <w:p>

--- a/lessons/2-12/readiness/practice.docx
+++ b/lessons/2-12/readiness/practice.docx
@@ -86,7 +86,983 @@
     </w:p>
     <w:p>
       <w:pPr>
-        <w:spacing w:after="120" w:before="0"/>
+        <w:spacing w:after="60" w:before="120"/>
+      </w:pPr>
+      <w:r>
+        <w:rPr>
+          <w:b/>
+          <w:bCs/>
+          <w:color w:val="0F2B3C"/>
+          <w:sz w:val="24"/>
+          <w:szCs w:val="24"/>
+        </w:rPr>
+        <w:t xml:space="preserve">Vocabulary Anchor Box</w:t>
+      </w:r>
+    </w:p>
+    <w:tbl>
+      <w:tblPr>
+        <w:tblW w:type="dxa" w:w="9360"/>
+        <w:tblBorders>
+          <w:top w:val="single" w:color="C7D2DD" w:sz="6"/>
+          <w:left w:val="single" w:color="C7D2DD" w:sz="6"/>
+          <w:bottom w:val="single" w:color="C7D2DD" w:sz="6"/>
+          <w:right w:val="single" w:color="C7D2DD" w:sz="6"/>
+          <w:insideH w:val="single" w:color="C7D2DD" w:sz="6"/>
+          <w:insideV w:val="single" w:color="C7D2DD" w:sz="6"/>
+        </w:tblBorders>
+      </w:tblPr>
+      <w:tblGrid>
+        <w:gridCol w:w="1800"/>
+        <w:gridCol w:w="3160"/>
+        <w:gridCol w:w="2200"/>
+        <w:gridCol w:w="2200"/>
+      </w:tblGrid>
+      <w:tr>
+        <w:trPr>
+          <w:cantSplit/>
+          <w:tblHeader/>
+        </w:trPr>
+        <w:tc>
+          <w:tcPr>
+            <w:tcW w:type="dxa" w:w="1800"/>
+            <w:shd w:fill="EEF4F8" w:color="auto" w:val="clear"/>
+            <w:tcMar>
+              <w:top w:type="dxa" w:w="60"/>
+              <w:left w:type="dxa" w:w="100"/>
+              <w:bottom w:type="dxa" w:w="60"/>
+              <w:right w:type="dxa" w:w="100"/>
+            </w:tcMar>
+          </w:tcPr>
+          <w:p>
+            <w:pPr>
+              <w:spacing w:after="0" w:before="0"/>
+            </w:pPr>
+            <w:r>
+              <w:rPr>
+                <w:b/>
+                <w:bCs/>
+                <w:color w:val="0F2B3C"/>
+                <w:sz w:val="18"/>
+                <w:szCs w:val="18"/>
+              </w:rPr>
+              <w:t xml:space="preserve">Concept Term</w:t>
+            </w:r>
+          </w:p>
+        </w:tc>
+        <w:tc>
+          <w:tcPr>
+            <w:tcW w:type="dxa" w:w="3160"/>
+            <w:shd w:fill="EEF4F8" w:color="auto" w:val="clear"/>
+            <w:tcMar>
+              <w:top w:type="dxa" w:w="60"/>
+              <w:left w:type="dxa" w:w="100"/>
+              <w:bottom w:type="dxa" w:w="60"/>
+              <w:right w:type="dxa" w:w="100"/>
+            </w:tcMar>
+          </w:tcPr>
+          <w:p>
+            <w:pPr>
+              <w:spacing w:after="0" w:before="0"/>
+            </w:pPr>
+            <w:r>
+              <w:rPr>
+                <w:b/>
+                <w:bCs/>
+                <w:color w:val="0F2B3C"/>
+                <w:sz w:val="18"/>
+                <w:szCs w:val="18"/>
+              </w:rPr>
+              <w:t xml:space="preserve">Student-Friendly Definition</w:t>
+            </w:r>
+          </w:p>
+        </w:tc>
+        <w:tc>
+          <w:tcPr>
+            <w:tcW w:type="dxa" w:w="2200"/>
+            <w:shd w:fill="EEF4F8" w:color="auto" w:val="clear"/>
+            <w:tcMar>
+              <w:top w:type="dxa" w:w="60"/>
+              <w:left w:type="dxa" w:w="100"/>
+              <w:bottom w:type="dxa" w:w="60"/>
+              <w:right w:type="dxa" w:w="100"/>
+            </w:tcMar>
+          </w:tcPr>
+          <w:p>
+            <w:pPr>
+              <w:spacing w:after="0" w:before="0"/>
+            </w:pPr>
+            <w:r>
+              <w:rPr>
+                <w:b/>
+                <w:bCs/>
+                <w:color w:val="0F2B3C"/>
+                <w:sz w:val="18"/>
+                <w:szCs w:val="18"/>
+              </w:rPr>
+              <w:t xml:space="preserve">Non-Example</w:t>
+            </w:r>
+          </w:p>
+        </w:tc>
+        <w:tc>
+          <w:tcPr>
+            <w:tcW w:type="dxa" w:w="2200"/>
+            <w:shd w:fill="EEF4F8" w:color="auto" w:val="clear"/>
+            <w:tcMar>
+              <w:top w:type="dxa" w:w="60"/>
+              <w:left w:type="dxa" w:w="100"/>
+              <w:bottom w:type="dxa" w:w="60"/>
+              <w:right w:type="dxa" w:w="100"/>
+            </w:tcMar>
+          </w:tcPr>
+          <w:p>
+            <w:pPr>
+              <w:spacing w:after="0" w:before="0"/>
+            </w:pPr>
+            <w:r>
+              <w:rPr>
+                <w:b/>
+                <w:bCs/>
+                <w:color w:val="0F2B3C"/>
+                <w:sz w:val="18"/>
+                <w:szCs w:val="18"/>
+              </w:rPr>
+              <w:t xml:space="preserve">Visual Clue</w:t>
+            </w:r>
+          </w:p>
+        </w:tc>
+      </w:tr>
+      <w:tr>
+        <w:trPr>
+          <w:cantSplit/>
+        </w:trPr>
+        <w:tc>
+          <w:tcPr>
+            <w:tcW w:type="dxa" w:w="1800"/>
+            <w:tcMar>
+              <w:top w:type="dxa" w:w="60"/>
+              <w:left w:type="dxa" w:w="100"/>
+              <w:bottom w:type="dxa" w:w="60"/>
+              <w:right w:type="dxa" w:w="100"/>
+            </w:tcMar>
+            <w:vAlign w:val="top"/>
+          </w:tcPr>
+          <w:p>
+            <w:pPr>
+              <w:spacing w:after="20" w:before="0"/>
+            </w:pPr>
+            <w:r>
+              <w:rPr>
+                <w:b/>
+                <w:bCs/>
+                <w:color w:val="0F2B3C"/>
+                <w:sz w:val="20"/>
+                <w:szCs w:val="20"/>
+              </w:rPr>
+              <w:t xml:space="preserve">Multiply Decimals</w:t>
+            </w:r>
+          </w:p>
+          <w:p>
+            <w:pPr>
+              <w:spacing w:after="0" w:before="0"/>
+            </w:pPr>
+            <w:r>
+              <w:rPr>
+                <w:i/>
+                <w:iCs/>
+                <w:color w:val="5E6E7E"/>
+                <w:sz w:val="18"/>
+                <w:szCs w:val="18"/>
+              </w:rPr>
+              <w:t xml:space="preserve">Multiplicar decimales</w:t>
+            </w:r>
+          </w:p>
+        </w:tc>
+        <w:tc>
+          <w:tcPr>
+            <w:tcW w:type="dxa" w:w="3160"/>
+            <w:tcMar>
+              <w:top w:type="dxa" w:w="60"/>
+              <w:left w:type="dxa" w:w="100"/>
+              <w:bottom w:type="dxa" w:w="60"/>
+              <w:right w:type="dxa" w:w="100"/>
+            </w:tcMar>
+            <w:vAlign w:val="top"/>
+          </w:tcPr>
+          <w:p>
+            <w:pPr>
+              <w:spacing w:after="0" w:before="0"/>
+            </w:pPr>
+            <w:r>
+              <w:rPr>
+                <w:sz w:val="19"/>
+                <w:szCs w:val="19"/>
+              </w:rPr>
+              <w:t xml:space="preserve">Find the product of decimals, then use place value to place the decimal point.</w:t>
+            </w:r>
+          </w:p>
+        </w:tc>
+        <w:tc>
+          <w:tcPr>
+            <w:tcW w:type="dxa" w:w="2200"/>
+            <w:tcMar>
+              <w:top w:type="dxa" w:w="60"/>
+              <w:left w:type="dxa" w:w="100"/>
+              <w:bottom w:type="dxa" w:w="60"/>
+              <w:right w:type="dxa" w:w="100"/>
+            </w:tcMar>
+            <w:vAlign w:val="top"/>
+          </w:tcPr>
+          <w:p>
+            <w:pPr>
+              <w:spacing w:after="30" w:before="0"/>
+            </w:pPr>
+            <w:r>
+              <w:rPr>
+                <w:i/>
+                <w:iCs/>
+                <w:color w:val="5E6E7E"/>
+                <w:sz w:val="18"/>
+                <w:szCs w:val="18"/>
+              </w:rPr>
+              <w:t xml:space="preserve">Not Multiply Decimals: write a counter-example that does not fit the rule.</w:t>
+            </w:r>
+          </w:p>
+          <w:p>
+            <w:pPr>
+              <w:spacing w:after="50" w:before="0"/>
+            </w:pPr>
+            <w:r>
+              <w:rPr>
+                <w:color w:val="BBBBBB"/>
+                <w:sz w:val="18"/>
+                <w:szCs w:val="18"/>
+              </w:rPr>
+              <w:t xml:space="preserve">____________________________</w:t>
+            </w:r>
+          </w:p>
+        </w:tc>
+        <w:tc>
+          <w:tcPr>
+            <w:tcW w:type="dxa" w:w="2200"/>
+            <w:tcMar>
+              <w:top w:type="dxa" w:w="60"/>
+              <w:left w:type="dxa" w:w="100"/>
+              <w:bottom w:type="dxa" w:w="60"/>
+              <w:right w:type="dxa" w:w="100"/>
+            </w:tcMar>
+            <w:vAlign w:val="top"/>
+          </w:tcPr>
+          <w:p>
+            <w:pPr>
+              <w:spacing w:after="0" w:before="0"/>
+            </w:pPr>
+            <w:r>
+              <w:rPr>
+                <w:i/>
+                <w:iCs/>
+                <w:color w:val="5E6E7E"/>
+                <w:sz w:val="18"/>
+                <w:szCs w:val="18"/>
+              </w:rPr>
+              <w:t xml:space="preserve">3.4 × 2.6 = 8.84</w:t>
+            </w:r>
+          </w:p>
+        </w:tc>
+      </w:tr>
+      <w:tr>
+        <w:trPr>
+          <w:cantSplit/>
+        </w:trPr>
+        <w:tc>
+          <w:tcPr>
+            <w:tcW w:type="dxa" w:w="1800"/>
+            <w:tcMar>
+              <w:top w:type="dxa" w:w="60"/>
+              <w:left w:type="dxa" w:w="100"/>
+              <w:bottom w:type="dxa" w:w="60"/>
+              <w:right w:type="dxa" w:w="100"/>
+            </w:tcMar>
+            <w:vAlign w:val="top"/>
+          </w:tcPr>
+          <w:p>
+            <w:pPr>
+              <w:spacing w:after="20" w:before="0"/>
+            </w:pPr>
+            <w:r>
+              <w:rPr>
+                <w:b/>
+                <w:bCs/>
+                <w:color w:val="0F2B3C"/>
+                <w:sz w:val="20"/>
+                <w:szCs w:val="20"/>
+              </w:rPr>
+              <w:t xml:space="preserve">Product</w:t>
+            </w:r>
+          </w:p>
+          <w:p>
+            <w:pPr>
+              <w:spacing w:after="0" w:before="0"/>
+            </w:pPr>
+            <w:r>
+              <w:rPr>
+                <w:i/>
+                <w:iCs/>
+                <w:color w:val="5E6E7E"/>
+                <w:sz w:val="18"/>
+                <w:szCs w:val="18"/>
+              </w:rPr>
+              <w:t xml:space="preserve">Producto</w:t>
+            </w:r>
+          </w:p>
+        </w:tc>
+        <w:tc>
+          <w:tcPr>
+            <w:tcW w:type="dxa" w:w="3160"/>
+            <w:tcMar>
+              <w:top w:type="dxa" w:w="60"/>
+              <w:left w:type="dxa" w:w="100"/>
+              <w:bottom w:type="dxa" w:w="60"/>
+              <w:right w:type="dxa" w:w="100"/>
+            </w:tcMar>
+            <w:vAlign w:val="top"/>
+          </w:tcPr>
+          <w:p>
+            <w:pPr>
+              <w:spacing w:after="0" w:before="0"/>
+            </w:pPr>
+            <w:r>
+              <w:rPr>
+                <w:sz w:val="19"/>
+                <w:szCs w:val="19"/>
+              </w:rPr>
+              <w:t xml:space="preserve">The answer when you multiply.</w:t>
+            </w:r>
+          </w:p>
+        </w:tc>
+        <w:tc>
+          <w:tcPr>
+            <w:tcW w:type="dxa" w:w="2200"/>
+            <w:tcMar>
+              <w:top w:type="dxa" w:w="60"/>
+              <w:left w:type="dxa" w:w="100"/>
+              <w:bottom w:type="dxa" w:w="60"/>
+              <w:right w:type="dxa" w:w="100"/>
+            </w:tcMar>
+            <w:vAlign w:val="top"/>
+          </w:tcPr>
+          <w:p>
+            <w:pPr>
+              <w:spacing w:after="30" w:before="0"/>
+            </w:pPr>
+            <w:r>
+              <w:rPr>
+                <w:i/>
+                <w:iCs/>
+                <w:color w:val="5E6E7E"/>
+                <w:sz w:val="18"/>
+                <w:szCs w:val="18"/>
+              </w:rPr>
+              <w:t xml:space="preserve">Not Product: write a counter-example that does not fit the rule.</w:t>
+            </w:r>
+          </w:p>
+          <w:p>
+            <w:pPr>
+              <w:spacing w:after="50" w:before="0"/>
+            </w:pPr>
+            <w:r>
+              <w:rPr>
+                <w:color w:val="BBBBBB"/>
+                <w:sz w:val="18"/>
+                <w:szCs w:val="18"/>
+              </w:rPr>
+              <w:t xml:space="preserve">____________________________</w:t>
+            </w:r>
+          </w:p>
+        </w:tc>
+        <w:tc>
+          <w:tcPr>
+            <w:tcW w:type="dxa" w:w="2200"/>
+            <w:tcMar>
+              <w:top w:type="dxa" w:w="60"/>
+              <w:left w:type="dxa" w:w="100"/>
+              <w:bottom w:type="dxa" w:w="60"/>
+              <w:right w:type="dxa" w:w="100"/>
+            </w:tcMar>
+            <w:vAlign w:val="top"/>
+          </w:tcPr>
+          <w:p>
+            <w:pPr>
+              <w:spacing w:after="0" w:before="0"/>
+            </w:pPr>
+            <w:r>
+              <w:rPr>
+                <w:i/>
+                <w:iCs/>
+                <w:color w:val="5E6E7E"/>
+                <w:sz w:val="18"/>
+                <w:szCs w:val="18"/>
+              </w:rPr>
+              <w:t xml:space="preserve">4 × 7 = 28, so the product is 28</w:t>
+            </w:r>
+          </w:p>
+        </w:tc>
+      </w:tr>
+      <w:tr>
+        <w:trPr>
+          <w:cantSplit/>
+        </w:trPr>
+        <w:tc>
+          <w:tcPr>
+            <w:tcW w:type="dxa" w:w="1800"/>
+            <w:tcMar>
+              <w:top w:type="dxa" w:w="60"/>
+              <w:left w:type="dxa" w:w="100"/>
+              <w:bottom w:type="dxa" w:w="60"/>
+              <w:right w:type="dxa" w:w="100"/>
+            </w:tcMar>
+            <w:vAlign w:val="top"/>
+          </w:tcPr>
+          <w:p>
+            <w:pPr>
+              <w:spacing w:after="20" w:before="0"/>
+            </w:pPr>
+            <w:r>
+              <w:rPr>
+                <w:b/>
+                <w:bCs/>
+                <w:color w:val="0F2B3C"/>
+                <w:sz w:val="20"/>
+                <w:szCs w:val="20"/>
+              </w:rPr>
+              <w:t xml:space="preserve">Decimal point</w:t>
+            </w:r>
+          </w:p>
+          <w:p>
+            <w:pPr>
+              <w:spacing w:after="0" w:before="0"/>
+            </w:pPr>
+            <w:r>
+              <w:rPr>
+                <w:i/>
+                <w:iCs/>
+                <w:color w:val="5E6E7E"/>
+                <w:sz w:val="18"/>
+                <w:szCs w:val="18"/>
+              </w:rPr>
+              <w:t xml:space="preserve">Punto decimal</w:t>
+            </w:r>
+          </w:p>
+        </w:tc>
+        <w:tc>
+          <w:tcPr>
+            <w:tcW w:type="dxa" w:w="3160"/>
+            <w:tcMar>
+              <w:top w:type="dxa" w:w="60"/>
+              <w:left w:type="dxa" w:w="100"/>
+              <w:bottom w:type="dxa" w:w="60"/>
+              <w:right w:type="dxa" w:w="100"/>
+            </w:tcMar>
+            <w:vAlign w:val="top"/>
+          </w:tcPr>
+          <w:p>
+            <w:pPr>
+              <w:spacing w:after="0" w:before="0"/>
+            </w:pPr>
+            <w:r>
+              <w:rPr>
+                <w:sz w:val="19"/>
+                <w:szCs w:val="19"/>
+              </w:rPr>
+              <w:t xml:space="preserve">The dot that splits the whole number from the part after it.</w:t>
+            </w:r>
+          </w:p>
+        </w:tc>
+        <w:tc>
+          <w:tcPr>
+            <w:tcW w:type="dxa" w:w="2200"/>
+            <w:tcMar>
+              <w:top w:type="dxa" w:w="60"/>
+              <w:left w:type="dxa" w:w="100"/>
+              <w:bottom w:type="dxa" w:w="60"/>
+              <w:right w:type="dxa" w:w="100"/>
+            </w:tcMar>
+            <w:vAlign w:val="top"/>
+          </w:tcPr>
+          <w:p>
+            <w:pPr>
+              <w:spacing w:after="30" w:before="0"/>
+            </w:pPr>
+            <w:r>
+              <w:rPr>
+                <w:i/>
+                <w:iCs/>
+                <w:color w:val="5E6E7E"/>
+                <w:sz w:val="18"/>
+                <w:szCs w:val="18"/>
+              </w:rPr>
+              <w:t xml:space="preserve">Not Decimal point: write a counter-example that does not fit the rule.</w:t>
+            </w:r>
+          </w:p>
+          <w:p>
+            <w:pPr>
+              <w:spacing w:after="50" w:before="0"/>
+            </w:pPr>
+            <w:r>
+              <w:rPr>
+                <w:color w:val="BBBBBB"/>
+                <w:sz w:val="18"/>
+                <w:szCs w:val="18"/>
+              </w:rPr>
+              <w:t xml:space="preserve">____________________________</w:t>
+            </w:r>
+          </w:p>
+        </w:tc>
+        <w:tc>
+          <w:tcPr>
+            <w:tcW w:type="dxa" w:w="2200"/>
+            <w:tcMar>
+              <w:top w:type="dxa" w:w="60"/>
+              <w:left w:type="dxa" w:w="100"/>
+              <w:bottom w:type="dxa" w:w="60"/>
+              <w:right w:type="dxa" w:w="100"/>
+            </w:tcMar>
+            <w:vAlign w:val="top"/>
+          </w:tcPr>
+          <w:p>
+            <w:pPr>
+              <w:spacing w:after="0" w:before="0"/>
+            </w:pPr>
+            <w:r>
+              <w:rPr>
+                <w:i/>
+                <w:iCs/>
+                <w:color w:val="5E6E7E"/>
+                <w:sz w:val="18"/>
+                <w:szCs w:val="18"/>
+              </w:rPr>
+              <w:t xml:space="preserve">In 3.25, the decimal point separates 3 (ones) from 25 (tenths and hundredths)</w:t>
+            </w:r>
+          </w:p>
+        </w:tc>
+      </w:tr>
+      <w:tr>
+        <w:trPr>
+          <w:cantSplit/>
+        </w:trPr>
+        <w:tc>
+          <w:tcPr>
+            <w:tcW w:type="dxa" w:w="1800"/>
+            <w:tcMar>
+              <w:top w:type="dxa" w:w="60"/>
+              <w:left w:type="dxa" w:w="100"/>
+              <w:bottom w:type="dxa" w:w="60"/>
+              <w:right w:type="dxa" w:w="100"/>
+            </w:tcMar>
+            <w:vAlign w:val="top"/>
+          </w:tcPr>
+          <w:p>
+            <w:pPr>
+              <w:spacing w:after="20" w:before="0"/>
+            </w:pPr>
+            <w:r>
+              <w:rPr>
+                <w:b/>
+                <w:bCs/>
+                <w:color w:val="0F2B3C"/>
+                <w:sz w:val="20"/>
+                <w:szCs w:val="20"/>
+              </w:rPr>
+              <w:t xml:space="preserve">Estimate</w:t>
+            </w:r>
+          </w:p>
+          <w:p>
+            <w:pPr>
+              <w:spacing w:after="0" w:before="0"/>
+            </w:pPr>
+            <w:r>
+              <w:rPr>
+                <w:i/>
+                <w:iCs/>
+                <w:color w:val="5E6E7E"/>
+                <w:sz w:val="18"/>
+                <w:szCs w:val="18"/>
+              </w:rPr>
+              <w:t xml:space="preserve">Estimar</w:t>
+            </w:r>
+          </w:p>
+        </w:tc>
+        <w:tc>
+          <w:tcPr>
+            <w:tcW w:type="dxa" w:w="3160"/>
+            <w:tcMar>
+              <w:top w:type="dxa" w:w="60"/>
+              <w:left w:type="dxa" w:w="100"/>
+              <w:bottom w:type="dxa" w:w="60"/>
+              <w:right w:type="dxa" w:w="100"/>
+            </w:tcMar>
+            <w:vAlign w:val="top"/>
+          </w:tcPr>
+          <w:p>
+            <w:pPr>
+              <w:spacing w:after="0" w:before="0"/>
+            </w:pPr>
+            <w:r>
+              <w:rPr>
+                <w:sz w:val="19"/>
+                <w:szCs w:val="19"/>
+              </w:rPr>
+              <w:t xml:space="preserve">A close answer you get by rounding first.</w:t>
+            </w:r>
+          </w:p>
+        </w:tc>
+        <w:tc>
+          <w:tcPr>
+            <w:tcW w:type="dxa" w:w="2200"/>
+            <w:tcMar>
+              <w:top w:type="dxa" w:w="60"/>
+              <w:left w:type="dxa" w:w="100"/>
+              <w:bottom w:type="dxa" w:w="60"/>
+              <w:right w:type="dxa" w:w="100"/>
+            </w:tcMar>
+            <w:vAlign w:val="top"/>
+          </w:tcPr>
+          <w:p>
+            <w:pPr>
+              <w:spacing w:after="30" w:before="0"/>
+            </w:pPr>
+            <w:r>
+              <w:rPr>
+                <w:i/>
+                <w:iCs/>
+                <w:color w:val="5E6E7E"/>
+                <w:sz w:val="18"/>
+                <w:szCs w:val="18"/>
+              </w:rPr>
+              <w:t xml:space="preserve">Not Estimate: write a counter-example that does not fit the rule.</w:t>
+            </w:r>
+          </w:p>
+          <w:p>
+            <w:pPr>
+              <w:spacing w:after="50" w:before="0"/>
+            </w:pPr>
+            <w:r>
+              <w:rPr>
+                <w:color w:val="BBBBBB"/>
+                <w:sz w:val="18"/>
+                <w:szCs w:val="18"/>
+              </w:rPr>
+              <w:t xml:space="preserve">____________________________</w:t>
+            </w:r>
+          </w:p>
+        </w:tc>
+        <w:tc>
+          <w:tcPr>
+            <w:tcW w:type="dxa" w:w="2200"/>
+            <w:tcMar>
+              <w:top w:type="dxa" w:w="60"/>
+              <w:left w:type="dxa" w:w="100"/>
+              <w:bottom w:type="dxa" w:w="60"/>
+              <w:right w:type="dxa" w:w="100"/>
+            </w:tcMar>
+            <w:vAlign w:val="top"/>
+          </w:tcPr>
+          <w:p>
+            <w:pPr>
+              <w:spacing w:after="0" w:before="0"/>
+            </w:pPr>
+            <w:r>
+              <w:rPr>
+                <w:i/>
+                <w:iCs/>
+                <w:color w:val="5E6E7E"/>
+                <w:sz w:val="18"/>
+                <w:szCs w:val="18"/>
+              </w:rPr>
+              <w:t xml:space="preserve">3.7 × 4.2: round to 4 × 4 = 16, so the exact answer should be near 16</w:t>
+            </w:r>
+          </w:p>
+        </w:tc>
+      </w:tr>
+      <w:tr>
+        <w:trPr>
+          <w:cantSplit/>
+        </w:trPr>
+        <w:tc>
+          <w:tcPr>
+            <w:tcW w:type="dxa" w:w="1800"/>
+            <w:tcMar>
+              <w:top w:type="dxa" w:w="60"/>
+              <w:left w:type="dxa" w:w="100"/>
+              <w:bottom w:type="dxa" w:w="60"/>
+              <w:right w:type="dxa" w:w="100"/>
+            </w:tcMar>
+            <w:vAlign w:val="top"/>
+          </w:tcPr>
+          <w:p>
+            <w:pPr>
+              <w:spacing w:after="20" w:before="0"/>
+            </w:pPr>
+            <w:r>
+              <w:rPr>
+                <w:b/>
+                <w:bCs/>
+                <w:color w:val="0F2B3C"/>
+                <w:sz w:val="20"/>
+                <w:szCs w:val="20"/>
+              </w:rPr>
+              <w:t xml:space="preserve">Place value</w:t>
+            </w:r>
+          </w:p>
+          <w:p>
+            <w:pPr>
+              <w:spacing w:after="0" w:before="0"/>
+            </w:pPr>
+            <w:r>
+              <w:rPr>
+                <w:i/>
+                <w:iCs/>
+                <w:color w:val="5E6E7E"/>
+                <w:sz w:val="18"/>
+                <w:szCs w:val="18"/>
+              </w:rPr>
+              <w:t xml:space="preserve">Valor posicional</w:t>
+            </w:r>
+          </w:p>
+        </w:tc>
+        <w:tc>
+          <w:tcPr>
+            <w:tcW w:type="dxa" w:w="3160"/>
+            <w:tcMar>
+              <w:top w:type="dxa" w:w="60"/>
+              <w:left w:type="dxa" w:w="100"/>
+              <w:bottom w:type="dxa" w:w="60"/>
+              <w:right w:type="dxa" w:w="100"/>
+            </w:tcMar>
+            <w:vAlign w:val="top"/>
+          </w:tcPr>
+          <w:p>
+            <w:pPr>
+              <w:spacing w:after="0" w:before="0"/>
+            </w:pPr>
+            <w:r>
+              <w:rPr>
+                <w:sz w:val="19"/>
+                <w:szCs w:val="19"/>
+              </w:rPr>
+              <w:t xml:space="preserve">What a digit is worth based on where it sits in a number.</w:t>
+            </w:r>
+          </w:p>
+        </w:tc>
+        <w:tc>
+          <w:tcPr>
+            <w:tcW w:type="dxa" w:w="2200"/>
+            <w:tcMar>
+              <w:top w:type="dxa" w:w="60"/>
+              <w:left w:type="dxa" w:w="100"/>
+              <w:bottom w:type="dxa" w:w="60"/>
+              <w:right w:type="dxa" w:w="100"/>
+            </w:tcMar>
+            <w:vAlign w:val="top"/>
+          </w:tcPr>
+          <w:p>
+            <w:pPr>
+              <w:spacing w:after="30" w:before="0"/>
+            </w:pPr>
+            <w:r>
+              <w:rPr>
+                <w:i/>
+                <w:iCs/>
+                <w:color w:val="5E6E7E"/>
+                <w:sz w:val="18"/>
+                <w:szCs w:val="18"/>
+              </w:rPr>
+              <w:t xml:space="preserve">Not Place value: write a counter-example that does not fit the rule.</w:t>
+            </w:r>
+          </w:p>
+          <w:p>
+            <w:pPr>
+              <w:spacing w:after="50" w:before="0"/>
+            </w:pPr>
+            <w:r>
+              <w:rPr>
+                <w:color w:val="BBBBBB"/>
+                <w:sz w:val="18"/>
+                <w:szCs w:val="18"/>
+              </w:rPr>
+              <w:t xml:space="preserve">____________________________</w:t>
+            </w:r>
+          </w:p>
+        </w:tc>
+        <w:tc>
+          <w:tcPr>
+            <w:tcW w:type="dxa" w:w="2200"/>
+            <w:tcMar>
+              <w:top w:type="dxa" w:w="60"/>
+              <w:left w:type="dxa" w:w="100"/>
+              <w:bottom w:type="dxa" w:w="60"/>
+              <w:right w:type="dxa" w:w="100"/>
+            </w:tcMar>
+            <w:vAlign w:val="top"/>
+          </w:tcPr>
+          <w:p>
+            <w:pPr>
+              <w:spacing w:after="0" w:before="0"/>
+            </w:pPr>
+            <w:r>
+              <w:rPr>
+                <w:i/>
+                <w:iCs/>
+                <w:color w:val="5E6E7E"/>
+                <w:sz w:val="18"/>
+                <w:szCs w:val="18"/>
+              </w:rPr>
+              <w:t xml:space="preserve">In 0.36: the 3 is in the tenths place (0.3) and the 6 is in the hundredths place (0.06)</w:t>
+            </w:r>
+          </w:p>
+        </w:tc>
+      </w:tr>
+      <w:tr>
+        <w:trPr>
+          <w:cantSplit/>
+        </w:trPr>
+        <w:tc>
+          <w:tcPr>
+            <w:tcW w:type="dxa" w:w="1800"/>
+            <w:tcMar>
+              <w:top w:type="dxa" w:w="60"/>
+              <w:left w:type="dxa" w:w="100"/>
+              <w:bottom w:type="dxa" w:w="60"/>
+              <w:right w:type="dxa" w:w="100"/>
+            </w:tcMar>
+            <w:vAlign w:val="top"/>
+          </w:tcPr>
+          <w:p>
+            <w:pPr>
+              <w:spacing w:after="20" w:before="0"/>
+            </w:pPr>
+            <w:r>
+              <w:rPr>
+                <w:b/>
+                <w:bCs/>
+                <w:color w:val="0F2B3C"/>
+                <w:sz w:val="20"/>
+                <w:szCs w:val="20"/>
+              </w:rPr>
+              <w:t xml:space="preserve">Decimal places</w:t>
+            </w:r>
+          </w:p>
+          <w:p>
+            <w:pPr>
+              <w:spacing w:after="0" w:before="0"/>
+            </w:pPr>
+            <w:r>
+              <w:rPr>
+                <w:i/>
+                <w:iCs/>
+                <w:color w:val="5E6E7E"/>
+                <w:sz w:val="18"/>
+                <w:szCs w:val="18"/>
+              </w:rPr>
+              <w:t xml:space="preserve">Cifras decimales</w:t>
+            </w:r>
+          </w:p>
+        </w:tc>
+        <w:tc>
+          <w:tcPr>
+            <w:tcW w:type="dxa" w:w="3160"/>
+            <w:tcMar>
+              <w:top w:type="dxa" w:w="60"/>
+              <w:left w:type="dxa" w:w="100"/>
+              <w:bottom w:type="dxa" w:w="60"/>
+              <w:right w:type="dxa" w:w="100"/>
+            </w:tcMar>
+            <w:vAlign w:val="top"/>
+          </w:tcPr>
+          <w:p>
+            <w:pPr>
+              <w:spacing w:after="0" w:before="0"/>
+            </w:pPr>
+            <w:r>
+              <w:rPr>
+                <w:sz w:val="19"/>
+                <w:szCs w:val="19"/>
+              </w:rPr>
+              <w:t xml:space="preserve">How many digits come after the decimal point.</w:t>
+            </w:r>
+          </w:p>
+        </w:tc>
+        <w:tc>
+          <w:tcPr>
+            <w:tcW w:type="dxa" w:w="2200"/>
+            <w:tcMar>
+              <w:top w:type="dxa" w:w="60"/>
+              <w:left w:type="dxa" w:w="100"/>
+              <w:bottom w:type="dxa" w:w="60"/>
+              <w:right w:type="dxa" w:w="100"/>
+            </w:tcMar>
+            <w:vAlign w:val="top"/>
+          </w:tcPr>
+          <w:p>
+            <w:pPr>
+              <w:spacing w:after="30" w:before="0"/>
+            </w:pPr>
+            <w:r>
+              <w:rPr>
+                <w:i/>
+                <w:iCs/>
+                <w:color w:val="5E6E7E"/>
+                <w:sz w:val="18"/>
+                <w:szCs w:val="18"/>
+              </w:rPr>
+              <w:t xml:space="preserve">Not Decimal places: write a counter-example that does not fit the rule.</w:t>
+            </w:r>
+          </w:p>
+          <w:p>
+            <w:pPr>
+              <w:spacing w:after="50" w:before="0"/>
+            </w:pPr>
+            <w:r>
+              <w:rPr>
+                <w:color w:val="BBBBBB"/>
+                <w:sz w:val="18"/>
+                <w:szCs w:val="18"/>
+              </w:rPr>
+              <w:t xml:space="preserve">____________________________</w:t>
+            </w:r>
+          </w:p>
+        </w:tc>
+        <w:tc>
+          <w:tcPr>
+            <w:tcW w:type="dxa" w:w="2200"/>
+            <w:tcMar>
+              <w:top w:type="dxa" w:w="60"/>
+              <w:left w:type="dxa" w:w="100"/>
+              <w:bottom w:type="dxa" w:w="60"/>
+              <w:right w:type="dxa" w:w="100"/>
+            </w:tcMar>
+            <w:vAlign w:val="top"/>
+          </w:tcPr>
+          <w:p>
+            <w:pPr>
+              <w:spacing w:after="0" w:before="0"/>
+            </w:pPr>
+            <w:r>
+              <w:rPr>
+                <w:i/>
+                <w:iCs/>
+                <w:color w:val="5E6E7E"/>
+                <w:sz w:val="18"/>
+                <w:szCs w:val="18"/>
+              </w:rPr>
+              <w:t xml:space="preserve">3.4 (1 place) × 2.6 (1 place) = 8.84 (2 places total)</w:t>
+            </w:r>
+          </w:p>
+        </w:tc>
+      </w:tr>
+    </w:tbl>
+    <w:p>
+      <w:pPr>
+        <w:spacing w:after="120" w:before="140"/>
       </w:pPr>
       <w:r>
         <w:rPr>
@@ -127,73 +1103,922 @@
         <w:t xml:space="preserve">Let's warm up facts and times-ten.</w:t>
       </w:r>
     </w:p>
-    <w:p>
-      <w:pPr>
-        <w:spacing w:after="40" w:before="0"/>
-      </w:pPr>
-      <w:r>
-        <w:rPr>
-          <w:sz w:val="22"/>
-          <w:szCs w:val="22"/>
-        </w:rPr>
-        <w:t xml:space="preserve">1.  What is 3 × 4?</w:t>
-      </w:r>
-    </w:p>
-    <w:p>
-      <w:pPr>
-        <w:spacing w:after="80" w:before="0"/>
-      </w:pPr>
-      <w:r>
-        <w:rPr>
-          <w:color w:val="BBBBBB"/>
-        </w:rPr>
-        <w:t xml:space="preserve">____________________________________________________</w:t>
-      </w:r>
-    </w:p>
-    <w:p>
-      <w:pPr>
-        <w:spacing w:after="40" w:before="0"/>
-      </w:pPr>
-      <w:r>
-        <w:rPr>
-          <w:sz w:val="22"/>
-          <w:szCs w:val="22"/>
-        </w:rPr>
-        <w:t xml:space="preserve">2.  What is 5 × 10?</w:t>
-      </w:r>
-    </w:p>
-    <w:p>
-      <w:pPr>
-        <w:spacing w:after="80" w:before="0"/>
-      </w:pPr>
-      <w:r>
-        <w:rPr>
-          <w:color w:val="BBBBBB"/>
-        </w:rPr>
-        <w:t xml:space="preserve">____________________________________________________</w:t>
-      </w:r>
-    </w:p>
-    <w:p>
-      <w:pPr>
-        <w:spacing w:after="40" w:before="0"/>
-      </w:pPr>
-      <w:r>
-        <w:rPr>
-          <w:sz w:val="22"/>
-          <w:szCs w:val="22"/>
-        </w:rPr>
-        <w:t xml:space="preserve">3.  What is 7 × 6?</w:t>
-      </w:r>
-    </w:p>
-    <w:p>
-      <w:pPr>
-        <w:spacing w:after="80" w:before="0"/>
-      </w:pPr>
-      <w:r>
-        <w:rPr>
-          <w:color w:val="BBBBBB"/>
-        </w:rPr>
-        <w:t xml:space="preserve">____________________________________________________</w:t>
+    <w:tbl>
+      <w:tblPr>
+        <w:tblW w:type="dxa" w:w="9360"/>
+        <w:tblBorders>
+          <w:top w:val="single" w:color="C7D2DD" w:sz="6"/>
+          <w:left w:val="single" w:color="C7D2DD" w:sz="6"/>
+          <w:bottom w:val="single" w:color="C7D2DD" w:sz="6"/>
+          <w:right w:val="single" w:color="C7D2DD" w:sz="6"/>
+          <w:insideH w:val="single" w:color="C7D2DD" w:sz="6"/>
+          <w:insideV w:val="single" w:color="C7D2DD" w:sz="6"/>
+        </w:tblBorders>
+      </w:tblPr>
+      <w:tblGrid>
+        <w:gridCol w:w="2800"/>
+        <w:gridCol w:w="3560"/>
+        <w:gridCol w:w="3000"/>
+      </w:tblGrid>
+      <w:tr>
+        <w:trPr>
+          <w:cantSplit/>
+          <w:tblHeader/>
+        </w:trPr>
+        <w:tc>
+          <w:tcPr>
+            <w:tcW w:type="dxa" w:w="2800"/>
+            <w:shd w:fill="EEF4F8" w:color="auto" w:val="clear"/>
+            <w:tcMar>
+              <w:top w:type="dxa" w:w="60"/>
+              <w:left w:type="dxa" w:w="100"/>
+              <w:bottom w:type="dxa" w:w="60"/>
+              <w:right w:type="dxa" w:w="100"/>
+            </w:tcMar>
+          </w:tcPr>
+          <w:p>
+            <w:pPr>
+              <w:spacing w:after="0" w:before="0"/>
+            </w:pPr>
+            <w:r>
+              <w:rPr>
+                <w:b/>
+                <w:bCs/>
+                <w:color w:val="0F2B3C"/>
+                <w:sz w:val="16"/>
+                <w:szCs w:val="16"/>
+              </w:rPr>
+              <w:t xml:space="preserve">CORE PROBLEM / GIVEN REPRESENTATION</w:t>
+            </w:r>
+          </w:p>
+        </w:tc>
+        <w:tc>
+          <w:tcPr>
+            <w:tcW w:type="dxa" w:w="3560"/>
+            <w:shd w:fill="EEF4F8" w:color="auto" w:val="clear"/>
+            <w:tcMar>
+              <w:top w:type="dxa" w:w="60"/>
+              <w:left w:type="dxa" w:w="100"/>
+              <w:bottom w:type="dxa" w:w="60"/>
+              <w:right w:type="dxa" w:w="100"/>
+            </w:tcMar>
+          </w:tcPr>
+          <w:p>
+            <w:pPr>
+              <w:spacing w:after="0" w:before="0"/>
+            </w:pPr>
+            <w:r>
+              <w:rPr>
+                <w:b/>
+                <w:bCs/>
+                <w:color w:val="0F2B3C"/>
+                <w:sz w:val="16"/>
+                <w:szCs w:val="16"/>
+              </w:rPr>
+              <w:t xml:space="preserve">WORKING SPACE / CALCULATION STEPS</w:t>
+            </w:r>
+          </w:p>
+        </w:tc>
+        <w:tc>
+          <w:tcPr>
+            <w:tcW w:type="dxa" w:w="3000"/>
+            <w:shd w:fill="FBF3E2" w:color="auto" w:val="clear"/>
+            <w:tcMar>
+              <w:top w:type="dxa" w:w="60"/>
+              <w:left w:type="dxa" w:w="100"/>
+              <w:bottom w:type="dxa" w:w="60"/>
+              <w:right w:type="dxa" w:w="100"/>
+            </w:tcMar>
+          </w:tcPr>
+          <w:p>
+            <w:pPr>
+              <w:spacing w:after="0" w:before="0"/>
+            </w:pPr>
+            <w:r>
+              <w:rPr>
+                <w:b/>
+                <w:bCs/>
+                <w:color w:val="7A5400"/>
+                <w:sz w:val="16"/>
+                <w:szCs w:val="16"/>
+              </w:rPr>
+              <w:t xml:space="preserve">EXPLAIN YOUR REASONING</w:t>
+            </w:r>
+          </w:p>
+        </w:tc>
+      </w:tr>
+      <w:tr>
+        <w:trPr>
+          <w:cantSplit/>
+        </w:trPr>
+        <w:tc>
+          <w:tcPr>
+            <w:tcW w:type="dxa" w:w="2800"/>
+            <w:tcMar>
+              <w:top w:type="dxa" w:w="80"/>
+              <w:left w:type="dxa" w:w="100"/>
+              <w:bottom w:type="dxa" w:w="80"/>
+              <w:right w:type="dxa" w:w="100"/>
+            </w:tcMar>
+            <w:vAlign w:val="top"/>
+          </w:tcPr>
+          <w:p>
+            <w:pPr>
+              <w:spacing w:after="40" w:before="0"/>
+            </w:pPr>
+            <w:r>
+              <w:rPr>
+                <w:b/>
+                <w:bCs/>
+                <w:color w:val="0F2B3C"/>
+                <w:sz w:val="20"/>
+                <w:szCs w:val="20"/>
+              </w:rPr>
+              <w:t xml:space="preserve">1.  What is 3 × 4?</w:t>
+            </w:r>
+          </w:p>
+        </w:tc>
+        <w:tc>
+          <w:tcPr>
+            <w:tcW w:type="dxa" w:w="3560"/>
+            <w:tcMar>
+              <w:top w:type="dxa" w:w="80"/>
+              <w:left w:type="dxa" w:w="100"/>
+              <w:bottom w:type="dxa" w:w="80"/>
+              <w:right w:type="dxa" w:w="100"/>
+            </w:tcMar>
+            <w:vAlign w:val="top"/>
+          </w:tcPr>
+          <w:p>
+            <w:pPr>
+              <w:spacing w:after="50" w:before="0"/>
+            </w:pPr>
+            <w:r>
+              <w:rPr>
+                <w:color w:val="BBBBBB"/>
+                <w:sz w:val="18"/>
+                <w:szCs w:val="18"/>
+              </w:rPr>
+              <w:t xml:space="preserve">____________________________</w:t>
+            </w:r>
+          </w:p>
+          <w:p>
+            <w:pPr>
+              <w:spacing w:after="50" w:before="0"/>
+            </w:pPr>
+            <w:r>
+              <w:rPr>
+                <w:color w:val="BBBBBB"/>
+                <w:sz w:val="18"/>
+                <w:szCs w:val="18"/>
+              </w:rPr>
+              <w:t xml:space="preserve">____________________________</w:t>
+            </w:r>
+          </w:p>
+          <w:p>
+            <w:pPr>
+              <w:spacing w:after="50" w:before="0"/>
+            </w:pPr>
+            <w:r>
+              <w:rPr>
+                <w:color w:val="BBBBBB"/>
+                <w:sz w:val="18"/>
+                <w:szCs w:val="18"/>
+              </w:rPr>
+              <w:t xml:space="preserve">____________________________</w:t>
+            </w:r>
+          </w:p>
+          <w:p>
+            <w:pPr>
+              <w:spacing w:after="50" w:before="0"/>
+            </w:pPr>
+            <w:r>
+              <w:rPr>
+                <w:color w:val="BBBBBB"/>
+                <w:sz w:val="18"/>
+                <w:szCs w:val="18"/>
+              </w:rPr>
+              <w:t xml:space="preserve">____________________________</w:t>
+            </w:r>
+          </w:p>
+        </w:tc>
+        <w:tc>
+          <w:tcPr>
+            <w:tcW w:type="dxa" w:w="3000"/>
+            <w:shd w:fill="FBF3E2" w:color="auto" w:val="clear"/>
+            <w:tcMar>
+              <w:top w:type="dxa" w:w="80"/>
+              <w:left w:type="dxa" w:w="100"/>
+              <w:bottom w:type="dxa" w:w="80"/>
+              <w:right w:type="dxa" w:w="100"/>
+            </w:tcMar>
+            <w:vAlign w:val="top"/>
+          </w:tcPr>
+          <w:p>
+            <w:pPr>
+              <w:spacing w:after="30" w:before="0"/>
+            </w:pPr>
+            <w:r>
+              <w:rPr>
+                <w:b/>
+                <w:bCs/>
+                <w:color w:val="0F2B3C"/>
+                <w:sz w:val="18"/>
+                <w:szCs w:val="18"/>
+              </w:rPr>
+              <w:t xml:space="preserve">Because... ________________</w:t>
+            </w:r>
+          </w:p>
+          <w:p>
+            <w:pPr>
+              <w:spacing w:after="50" w:before="0"/>
+            </w:pPr>
+            <w:r>
+              <w:rPr>
+                <w:color w:val="BBBBBB"/>
+                <w:sz w:val="18"/>
+                <w:szCs w:val="18"/>
+              </w:rPr>
+              <w:t xml:space="preserve">____________________________</w:t>
+            </w:r>
+          </w:p>
+          <w:p>
+            <w:pPr>
+              <w:spacing w:after="30" w:before="40"/>
+            </w:pPr>
+            <w:r>
+              <w:rPr>
+                <w:b/>
+                <w:bCs/>
+                <w:color w:val="1A6FB5"/>
+                <w:sz w:val="18"/>
+                <w:szCs w:val="18"/>
+              </w:rPr>
+              <w:t xml:space="preserve">Although... _______________</w:t>
+            </w:r>
+          </w:p>
+          <w:p>
+            <w:pPr>
+              <w:spacing w:after="50" w:before="0"/>
+            </w:pPr>
+            <w:r>
+              <w:rPr>
+                <w:color w:val="BBBBBB"/>
+                <w:sz w:val="18"/>
+                <w:szCs w:val="18"/>
+              </w:rPr>
+              <w:t xml:space="preserve">____________________________</w:t>
+            </w:r>
+          </w:p>
+          <w:p>
+            <w:pPr>
+              <w:spacing w:after="30" w:before="40"/>
+            </w:pPr>
+            <w:r>
+              <w:rPr>
+                <w:b/>
+                <w:bCs/>
+                <w:color w:val="7A5400"/>
+                <w:sz w:val="18"/>
+                <w:szCs w:val="18"/>
+              </w:rPr>
+              <w:t xml:space="preserve">Therefore... ______________</w:t>
+            </w:r>
+          </w:p>
+          <w:p>
+            <w:pPr>
+              <w:spacing w:after="50" w:before="0"/>
+            </w:pPr>
+            <w:r>
+              <w:rPr>
+                <w:color w:val="BBBBBB"/>
+                <w:sz w:val="18"/>
+                <w:szCs w:val="18"/>
+              </w:rPr>
+              <w:t xml:space="preserve">____________________________</w:t>
+            </w:r>
+          </w:p>
+        </w:tc>
+      </w:tr>
+    </w:tbl>
+    <w:p>
+      <w:pPr>
+        <w:spacing w:after="60" w:before="0"/>
+      </w:pPr>
+      <w:r>
+        <w:t xml:space="preserve"/>
+      </w:r>
+    </w:p>
+    <w:tbl>
+      <w:tblPr>
+        <w:tblW w:type="dxa" w:w="9360"/>
+        <w:tblBorders>
+          <w:top w:val="single" w:color="C7D2DD" w:sz="6"/>
+          <w:left w:val="single" w:color="C7D2DD" w:sz="6"/>
+          <w:bottom w:val="single" w:color="C7D2DD" w:sz="6"/>
+          <w:right w:val="single" w:color="C7D2DD" w:sz="6"/>
+          <w:insideH w:val="single" w:color="C7D2DD" w:sz="6"/>
+          <w:insideV w:val="single" w:color="C7D2DD" w:sz="6"/>
+        </w:tblBorders>
+      </w:tblPr>
+      <w:tblGrid>
+        <w:gridCol w:w="2800"/>
+        <w:gridCol w:w="3560"/>
+        <w:gridCol w:w="3000"/>
+      </w:tblGrid>
+      <w:tr>
+        <w:trPr>
+          <w:cantSplit/>
+          <w:tblHeader/>
+        </w:trPr>
+        <w:tc>
+          <w:tcPr>
+            <w:tcW w:type="dxa" w:w="2800"/>
+            <w:shd w:fill="EEF4F8" w:color="auto" w:val="clear"/>
+            <w:tcMar>
+              <w:top w:type="dxa" w:w="60"/>
+              <w:left w:type="dxa" w:w="100"/>
+              <w:bottom w:type="dxa" w:w="60"/>
+              <w:right w:type="dxa" w:w="100"/>
+            </w:tcMar>
+          </w:tcPr>
+          <w:p>
+            <w:pPr>
+              <w:spacing w:after="0" w:before="0"/>
+            </w:pPr>
+            <w:r>
+              <w:rPr>
+                <w:b/>
+                <w:bCs/>
+                <w:color w:val="0F2B3C"/>
+                <w:sz w:val="16"/>
+                <w:szCs w:val="16"/>
+              </w:rPr>
+              <w:t xml:space="preserve">CORE PROBLEM / GIVEN REPRESENTATION</w:t>
+            </w:r>
+          </w:p>
+        </w:tc>
+        <w:tc>
+          <w:tcPr>
+            <w:tcW w:type="dxa" w:w="3560"/>
+            <w:shd w:fill="EEF4F8" w:color="auto" w:val="clear"/>
+            <w:tcMar>
+              <w:top w:type="dxa" w:w="60"/>
+              <w:left w:type="dxa" w:w="100"/>
+              <w:bottom w:type="dxa" w:w="60"/>
+              <w:right w:type="dxa" w:w="100"/>
+            </w:tcMar>
+          </w:tcPr>
+          <w:p>
+            <w:pPr>
+              <w:spacing w:after="0" w:before="0"/>
+            </w:pPr>
+            <w:r>
+              <w:rPr>
+                <w:b/>
+                <w:bCs/>
+                <w:color w:val="0F2B3C"/>
+                <w:sz w:val="16"/>
+                <w:szCs w:val="16"/>
+              </w:rPr>
+              <w:t xml:space="preserve">WORKING SPACE / CALCULATION STEPS</w:t>
+            </w:r>
+          </w:p>
+        </w:tc>
+        <w:tc>
+          <w:tcPr>
+            <w:tcW w:type="dxa" w:w="3000"/>
+            <w:shd w:fill="FBF3E2" w:color="auto" w:val="clear"/>
+            <w:tcMar>
+              <w:top w:type="dxa" w:w="60"/>
+              <w:left w:type="dxa" w:w="100"/>
+              <w:bottom w:type="dxa" w:w="60"/>
+              <w:right w:type="dxa" w:w="100"/>
+            </w:tcMar>
+          </w:tcPr>
+          <w:p>
+            <w:pPr>
+              <w:spacing w:after="0" w:before="0"/>
+            </w:pPr>
+            <w:r>
+              <w:rPr>
+                <w:b/>
+                <w:bCs/>
+                <w:color w:val="7A5400"/>
+                <w:sz w:val="16"/>
+                <w:szCs w:val="16"/>
+              </w:rPr>
+              <w:t xml:space="preserve">EXPLAIN YOUR REASONING</w:t>
+            </w:r>
+          </w:p>
+        </w:tc>
+      </w:tr>
+      <w:tr>
+        <w:trPr>
+          <w:cantSplit/>
+        </w:trPr>
+        <w:tc>
+          <w:tcPr>
+            <w:tcW w:type="dxa" w:w="2800"/>
+            <w:tcMar>
+              <w:top w:type="dxa" w:w="80"/>
+              <w:left w:type="dxa" w:w="100"/>
+              <w:bottom w:type="dxa" w:w="80"/>
+              <w:right w:type="dxa" w:w="100"/>
+            </w:tcMar>
+            <w:vAlign w:val="top"/>
+          </w:tcPr>
+          <w:p>
+            <w:pPr>
+              <w:spacing w:after="40" w:before="0"/>
+            </w:pPr>
+            <w:r>
+              <w:rPr>
+                <w:b/>
+                <w:bCs/>
+                <w:color w:val="0F2B3C"/>
+                <w:sz w:val="20"/>
+                <w:szCs w:val="20"/>
+              </w:rPr>
+              <w:t xml:space="preserve">2.  What is 5 × 10?</w:t>
+            </w:r>
+          </w:p>
+        </w:tc>
+        <w:tc>
+          <w:tcPr>
+            <w:tcW w:type="dxa" w:w="3560"/>
+            <w:tcMar>
+              <w:top w:type="dxa" w:w="80"/>
+              <w:left w:type="dxa" w:w="100"/>
+              <w:bottom w:type="dxa" w:w="80"/>
+              <w:right w:type="dxa" w:w="100"/>
+            </w:tcMar>
+            <w:vAlign w:val="top"/>
+          </w:tcPr>
+          <w:p>
+            <w:pPr>
+              <w:spacing w:after="50" w:before="0"/>
+            </w:pPr>
+            <w:r>
+              <w:rPr>
+                <w:color w:val="BBBBBB"/>
+                <w:sz w:val="18"/>
+                <w:szCs w:val="18"/>
+              </w:rPr>
+              <w:t xml:space="preserve">____________________________</w:t>
+            </w:r>
+          </w:p>
+          <w:p>
+            <w:pPr>
+              <w:spacing w:after="50" w:before="0"/>
+            </w:pPr>
+            <w:r>
+              <w:rPr>
+                <w:color w:val="BBBBBB"/>
+                <w:sz w:val="18"/>
+                <w:szCs w:val="18"/>
+              </w:rPr>
+              <w:t xml:space="preserve">____________________________</w:t>
+            </w:r>
+          </w:p>
+          <w:p>
+            <w:pPr>
+              <w:spacing w:after="50" w:before="0"/>
+            </w:pPr>
+            <w:r>
+              <w:rPr>
+                <w:color w:val="BBBBBB"/>
+                <w:sz w:val="18"/>
+                <w:szCs w:val="18"/>
+              </w:rPr>
+              <w:t xml:space="preserve">____________________________</w:t>
+            </w:r>
+          </w:p>
+          <w:p>
+            <w:pPr>
+              <w:spacing w:after="50" w:before="0"/>
+            </w:pPr>
+            <w:r>
+              <w:rPr>
+                <w:color w:val="BBBBBB"/>
+                <w:sz w:val="18"/>
+                <w:szCs w:val="18"/>
+              </w:rPr>
+              <w:t xml:space="preserve">____________________________</w:t>
+            </w:r>
+          </w:p>
+        </w:tc>
+        <w:tc>
+          <w:tcPr>
+            <w:tcW w:type="dxa" w:w="3000"/>
+            <w:shd w:fill="FBF3E2" w:color="auto" w:val="clear"/>
+            <w:tcMar>
+              <w:top w:type="dxa" w:w="80"/>
+              <w:left w:type="dxa" w:w="100"/>
+              <w:bottom w:type="dxa" w:w="80"/>
+              <w:right w:type="dxa" w:w="100"/>
+            </w:tcMar>
+            <w:vAlign w:val="top"/>
+          </w:tcPr>
+          <w:p>
+            <w:pPr>
+              <w:spacing w:after="30" w:before="0"/>
+            </w:pPr>
+            <w:r>
+              <w:rPr>
+                <w:b/>
+                <w:bCs/>
+                <w:color w:val="0F2B3C"/>
+                <w:sz w:val="18"/>
+                <w:szCs w:val="18"/>
+              </w:rPr>
+              <w:t xml:space="preserve">Because... ________________</w:t>
+            </w:r>
+          </w:p>
+          <w:p>
+            <w:pPr>
+              <w:spacing w:after="50" w:before="0"/>
+            </w:pPr>
+            <w:r>
+              <w:rPr>
+                <w:color w:val="BBBBBB"/>
+                <w:sz w:val="18"/>
+                <w:szCs w:val="18"/>
+              </w:rPr>
+              <w:t xml:space="preserve">____________________________</w:t>
+            </w:r>
+          </w:p>
+          <w:p>
+            <w:pPr>
+              <w:spacing w:after="30" w:before="40"/>
+            </w:pPr>
+            <w:r>
+              <w:rPr>
+                <w:b/>
+                <w:bCs/>
+                <w:color w:val="1A6FB5"/>
+                <w:sz w:val="18"/>
+                <w:szCs w:val="18"/>
+              </w:rPr>
+              <w:t xml:space="preserve">Although... _______________</w:t>
+            </w:r>
+          </w:p>
+          <w:p>
+            <w:pPr>
+              <w:spacing w:after="50" w:before="0"/>
+            </w:pPr>
+            <w:r>
+              <w:rPr>
+                <w:color w:val="BBBBBB"/>
+                <w:sz w:val="18"/>
+                <w:szCs w:val="18"/>
+              </w:rPr>
+              <w:t xml:space="preserve">____________________________</w:t>
+            </w:r>
+          </w:p>
+          <w:p>
+            <w:pPr>
+              <w:spacing w:after="30" w:before="40"/>
+            </w:pPr>
+            <w:r>
+              <w:rPr>
+                <w:b/>
+                <w:bCs/>
+                <w:color w:val="7A5400"/>
+                <w:sz w:val="18"/>
+                <w:szCs w:val="18"/>
+              </w:rPr>
+              <w:t xml:space="preserve">Therefore... ______________</w:t>
+            </w:r>
+          </w:p>
+          <w:p>
+            <w:pPr>
+              <w:spacing w:after="50" w:before="0"/>
+            </w:pPr>
+            <w:r>
+              <w:rPr>
+                <w:color w:val="BBBBBB"/>
+                <w:sz w:val="18"/>
+                <w:szCs w:val="18"/>
+              </w:rPr>
+              <w:t xml:space="preserve">____________________________</w:t>
+            </w:r>
+          </w:p>
+        </w:tc>
+      </w:tr>
+    </w:tbl>
+    <w:p>
+      <w:pPr>
+        <w:spacing w:after="60" w:before="0"/>
+      </w:pPr>
+      <w:r>
+        <w:t xml:space="preserve"/>
+      </w:r>
+    </w:p>
+    <w:tbl>
+      <w:tblPr>
+        <w:tblW w:type="dxa" w:w="9360"/>
+        <w:tblBorders>
+          <w:top w:val="single" w:color="C7D2DD" w:sz="6"/>
+          <w:left w:val="single" w:color="C7D2DD" w:sz="6"/>
+          <w:bottom w:val="single" w:color="C7D2DD" w:sz="6"/>
+          <w:right w:val="single" w:color="C7D2DD" w:sz="6"/>
+          <w:insideH w:val="single" w:color="C7D2DD" w:sz="6"/>
+          <w:insideV w:val="single" w:color="C7D2DD" w:sz="6"/>
+        </w:tblBorders>
+      </w:tblPr>
+      <w:tblGrid>
+        <w:gridCol w:w="2800"/>
+        <w:gridCol w:w="3560"/>
+        <w:gridCol w:w="3000"/>
+      </w:tblGrid>
+      <w:tr>
+        <w:trPr>
+          <w:cantSplit/>
+          <w:tblHeader/>
+        </w:trPr>
+        <w:tc>
+          <w:tcPr>
+            <w:tcW w:type="dxa" w:w="2800"/>
+            <w:shd w:fill="EEF4F8" w:color="auto" w:val="clear"/>
+            <w:tcMar>
+              <w:top w:type="dxa" w:w="60"/>
+              <w:left w:type="dxa" w:w="100"/>
+              <w:bottom w:type="dxa" w:w="60"/>
+              <w:right w:type="dxa" w:w="100"/>
+            </w:tcMar>
+          </w:tcPr>
+          <w:p>
+            <w:pPr>
+              <w:spacing w:after="0" w:before="0"/>
+            </w:pPr>
+            <w:r>
+              <w:rPr>
+                <w:b/>
+                <w:bCs/>
+                <w:color w:val="0F2B3C"/>
+                <w:sz w:val="16"/>
+                <w:szCs w:val="16"/>
+              </w:rPr>
+              <w:t xml:space="preserve">CORE PROBLEM / GIVEN REPRESENTATION</w:t>
+            </w:r>
+          </w:p>
+        </w:tc>
+        <w:tc>
+          <w:tcPr>
+            <w:tcW w:type="dxa" w:w="3560"/>
+            <w:shd w:fill="EEF4F8" w:color="auto" w:val="clear"/>
+            <w:tcMar>
+              <w:top w:type="dxa" w:w="60"/>
+              <w:left w:type="dxa" w:w="100"/>
+              <w:bottom w:type="dxa" w:w="60"/>
+              <w:right w:type="dxa" w:w="100"/>
+            </w:tcMar>
+          </w:tcPr>
+          <w:p>
+            <w:pPr>
+              <w:spacing w:after="0" w:before="0"/>
+            </w:pPr>
+            <w:r>
+              <w:rPr>
+                <w:b/>
+                <w:bCs/>
+                <w:color w:val="0F2B3C"/>
+                <w:sz w:val="16"/>
+                <w:szCs w:val="16"/>
+              </w:rPr>
+              <w:t xml:space="preserve">WORKING SPACE / CALCULATION STEPS</w:t>
+            </w:r>
+          </w:p>
+        </w:tc>
+        <w:tc>
+          <w:tcPr>
+            <w:tcW w:type="dxa" w:w="3000"/>
+            <w:shd w:fill="FBF3E2" w:color="auto" w:val="clear"/>
+            <w:tcMar>
+              <w:top w:type="dxa" w:w="60"/>
+              <w:left w:type="dxa" w:w="100"/>
+              <w:bottom w:type="dxa" w:w="60"/>
+              <w:right w:type="dxa" w:w="100"/>
+            </w:tcMar>
+          </w:tcPr>
+          <w:p>
+            <w:pPr>
+              <w:spacing w:after="0" w:before="0"/>
+            </w:pPr>
+            <w:r>
+              <w:rPr>
+                <w:b/>
+                <w:bCs/>
+                <w:color w:val="7A5400"/>
+                <w:sz w:val="16"/>
+                <w:szCs w:val="16"/>
+              </w:rPr>
+              <w:t xml:space="preserve">EXPLAIN YOUR REASONING</w:t>
+            </w:r>
+          </w:p>
+        </w:tc>
+      </w:tr>
+      <w:tr>
+        <w:trPr>
+          <w:cantSplit/>
+        </w:trPr>
+        <w:tc>
+          <w:tcPr>
+            <w:tcW w:type="dxa" w:w="2800"/>
+            <w:tcMar>
+              <w:top w:type="dxa" w:w="80"/>
+              <w:left w:type="dxa" w:w="100"/>
+              <w:bottom w:type="dxa" w:w="80"/>
+              <w:right w:type="dxa" w:w="100"/>
+            </w:tcMar>
+            <w:vAlign w:val="top"/>
+          </w:tcPr>
+          <w:p>
+            <w:pPr>
+              <w:spacing w:after="40" w:before="0"/>
+            </w:pPr>
+            <w:r>
+              <w:rPr>
+                <w:b/>
+                <w:bCs/>
+                <w:color w:val="0F2B3C"/>
+                <w:sz w:val="20"/>
+                <w:szCs w:val="20"/>
+              </w:rPr>
+              <w:t xml:space="preserve">3.  What is 7 × 6?</w:t>
+            </w:r>
+          </w:p>
+        </w:tc>
+        <w:tc>
+          <w:tcPr>
+            <w:tcW w:type="dxa" w:w="3560"/>
+            <w:tcMar>
+              <w:top w:type="dxa" w:w="80"/>
+              <w:left w:type="dxa" w:w="100"/>
+              <w:bottom w:type="dxa" w:w="80"/>
+              <w:right w:type="dxa" w:w="100"/>
+            </w:tcMar>
+            <w:vAlign w:val="top"/>
+          </w:tcPr>
+          <w:p>
+            <w:pPr>
+              <w:spacing w:after="50" w:before="0"/>
+            </w:pPr>
+            <w:r>
+              <w:rPr>
+                <w:color w:val="BBBBBB"/>
+                <w:sz w:val="18"/>
+                <w:szCs w:val="18"/>
+              </w:rPr>
+              <w:t xml:space="preserve">____________________________</w:t>
+            </w:r>
+          </w:p>
+          <w:p>
+            <w:pPr>
+              <w:spacing w:after="50" w:before="0"/>
+            </w:pPr>
+            <w:r>
+              <w:rPr>
+                <w:color w:val="BBBBBB"/>
+                <w:sz w:val="18"/>
+                <w:szCs w:val="18"/>
+              </w:rPr>
+              <w:t xml:space="preserve">____________________________</w:t>
+            </w:r>
+          </w:p>
+          <w:p>
+            <w:pPr>
+              <w:spacing w:after="50" w:before="0"/>
+            </w:pPr>
+            <w:r>
+              <w:rPr>
+                <w:color w:val="BBBBBB"/>
+                <w:sz w:val="18"/>
+                <w:szCs w:val="18"/>
+              </w:rPr>
+              <w:t xml:space="preserve">____________________________</w:t>
+            </w:r>
+          </w:p>
+          <w:p>
+            <w:pPr>
+              <w:spacing w:after="50" w:before="0"/>
+            </w:pPr>
+            <w:r>
+              <w:rPr>
+                <w:color w:val="BBBBBB"/>
+                <w:sz w:val="18"/>
+                <w:szCs w:val="18"/>
+              </w:rPr>
+              <w:t xml:space="preserve">____________________________</w:t>
+            </w:r>
+          </w:p>
+        </w:tc>
+        <w:tc>
+          <w:tcPr>
+            <w:tcW w:type="dxa" w:w="3000"/>
+            <w:shd w:fill="FBF3E2" w:color="auto" w:val="clear"/>
+            <w:tcMar>
+              <w:top w:type="dxa" w:w="80"/>
+              <w:left w:type="dxa" w:w="100"/>
+              <w:bottom w:type="dxa" w:w="80"/>
+              <w:right w:type="dxa" w:w="100"/>
+            </w:tcMar>
+            <w:vAlign w:val="top"/>
+          </w:tcPr>
+          <w:p>
+            <w:pPr>
+              <w:spacing w:after="30" w:before="0"/>
+            </w:pPr>
+            <w:r>
+              <w:rPr>
+                <w:b/>
+                <w:bCs/>
+                <w:color w:val="0F2B3C"/>
+                <w:sz w:val="18"/>
+                <w:szCs w:val="18"/>
+              </w:rPr>
+              <w:t xml:space="preserve">Because... ________________</w:t>
+            </w:r>
+          </w:p>
+          <w:p>
+            <w:pPr>
+              <w:spacing w:after="50" w:before="0"/>
+            </w:pPr>
+            <w:r>
+              <w:rPr>
+                <w:color w:val="BBBBBB"/>
+                <w:sz w:val="18"/>
+                <w:szCs w:val="18"/>
+              </w:rPr>
+              <w:t xml:space="preserve">____________________________</w:t>
+            </w:r>
+          </w:p>
+          <w:p>
+            <w:pPr>
+              <w:spacing w:after="30" w:before="40"/>
+            </w:pPr>
+            <w:r>
+              <w:rPr>
+                <w:b/>
+                <w:bCs/>
+                <w:color w:val="1A6FB5"/>
+                <w:sz w:val="18"/>
+                <w:szCs w:val="18"/>
+              </w:rPr>
+              <w:t xml:space="preserve">Although... _______________</w:t>
+            </w:r>
+          </w:p>
+          <w:p>
+            <w:pPr>
+              <w:spacing w:after="50" w:before="0"/>
+            </w:pPr>
+            <w:r>
+              <w:rPr>
+                <w:color w:val="BBBBBB"/>
+                <w:sz w:val="18"/>
+                <w:szCs w:val="18"/>
+              </w:rPr>
+              <w:t xml:space="preserve">____________________________</w:t>
+            </w:r>
+          </w:p>
+          <w:p>
+            <w:pPr>
+              <w:spacing w:after="30" w:before="40"/>
+            </w:pPr>
+            <w:r>
+              <w:rPr>
+                <w:b/>
+                <w:bCs/>
+                <w:color w:val="7A5400"/>
+                <w:sz w:val="18"/>
+                <w:szCs w:val="18"/>
+              </w:rPr>
+              <w:t xml:space="preserve">Therefore... ______________</w:t>
+            </w:r>
+          </w:p>
+          <w:p>
+            <w:pPr>
+              <w:spacing w:after="50" w:before="0"/>
+            </w:pPr>
+            <w:r>
+              <w:rPr>
+                <w:color w:val="BBBBBB"/>
+                <w:sz w:val="18"/>
+                <w:szCs w:val="18"/>
+              </w:rPr>
+              <w:t xml:space="preserve">____________________________</w:t>
+            </w:r>
+          </w:p>
+        </w:tc>
+      </w:tr>
+    </w:tbl>
+    <w:p>
+      <w:pPr>
+        <w:spacing w:after="60" w:before="0"/>
+      </w:pPr>
+      <w:r>
+        <w:t xml:space="preserve"/>
       </w:r>
     </w:p>
     <w:p>
@@ -225,86 +2050,935 @@
         <w:t xml:space="preserve">Now multiply a decimal by a whole number.</w:t>
       </w:r>
     </w:p>
-    <w:p>
-      <w:pPr>
-        <w:spacing w:after="40" w:before="0"/>
-      </w:pPr>
-      <w:r>
-        <w:rPr>
-          <w:sz w:val="22"/>
-          <w:szCs w:val="22"/>
-        </w:rPr>
-        <w:t xml:space="preserve">1.  What is 0.3 × 2?</w:t>
-      </w:r>
-    </w:p>
-    <w:p>
-      <w:pPr>
-        <w:spacing w:after="80" w:before="0"/>
-      </w:pPr>
-      <w:r>
-        <w:rPr>
-          <w:color w:val="BBBBBB"/>
-        </w:rPr>
-        <w:t xml:space="preserve">____________________________________________________</w:t>
-      </w:r>
-    </w:p>
-    <w:p>
-      <w:pPr>
-        <w:spacing w:after="40" w:before="0"/>
-      </w:pPr>
-      <w:r>
-        <w:rPr>
-          <w:sz w:val="22"/>
-          <w:szCs w:val="22"/>
-        </w:rPr>
-        <w:t xml:space="preserve">2.  What is 0.5 × 4?</w:t>
-      </w:r>
-    </w:p>
-    <w:p>
-      <w:pPr>
-        <w:spacing w:after="80" w:before="0"/>
-      </w:pPr>
-      <w:r>
-        <w:rPr>
-          <w:color w:val="BBBBBB"/>
-        </w:rPr>
-        <w:t xml:space="preserve">____________________________________________________</w:t>
-      </w:r>
-    </w:p>
-    <w:p>
-      <w:pPr>
-        <w:spacing w:after="40" w:before="0"/>
-      </w:pPr>
-      <w:r>
-        <w:rPr>
-          <w:sz w:val="22"/>
-          <w:szCs w:val="22"/>
-        </w:rPr>
-        <w:t xml:space="preserve">3.  What is 12 × 100?</w:t>
-      </w:r>
-    </w:p>
-    <w:p>
-      <w:pPr>
-        <w:spacing w:after="40" w:before="0"/>
-      </w:pPr>
-      <w:r>
-        <w:rPr>
-          <w:color w:val="5E6E7E"/>
-          <w:sz w:val="20"/>
-          <w:szCs w:val="20"/>
-        </w:rPr>
-        <w:t xml:space="preserve">     choices: 120   /   112   /   1200   /   12000</w:t>
-      </w:r>
-    </w:p>
-    <w:p>
-      <w:pPr>
-        <w:spacing w:after="80" w:before="0"/>
-      </w:pPr>
-      <w:r>
-        <w:rPr>
-          <w:color w:val="BBBBBB"/>
-        </w:rPr>
-        <w:t xml:space="preserve">____________________________________________________</w:t>
+    <w:tbl>
+      <w:tblPr>
+        <w:tblW w:type="dxa" w:w="9360"/>
+        <w:tblBorders>
+          <w:top w:val="single" w:color="C7D2DD" w:sz="6"/>
+          <w:left w:val="single" w:color="C7D2DD" w:sz="6"/>
+          <w:bottom w:val="single" w:color="C7D2DD" w:sz="6"/>
+          <w:right w:val="single" w:color="C7D2DD" w:sz="6"/>
+          <w:insideH w:val="single" w:color="C7D2DD" w:sz="6"/>
+          <w:insideV w:val="single" w:color="C7D2DD" w:sz="6"/>
+        </w:tblBorders>
+      </w:tblPr>
+      <w:tblGrid>
+        <w:gridCol w:w="2800"/>
+        <w:gridCol w:w="3560"/>
+        <w:gridCol w:w="3000"/>
+      </w:tblGrid>
+      <w:tr>
+        <w:trPr>
+          <w:cantSplit/>
+          <w:tblHeader/>
+        </w:trPr>
+        <w:tc>
+          <w:tcPr>
+            <w:tcW w:type="dxa" w:w="2800"/>
+            <w:shd w:fill="EEF4F8" w:color="auto" w:val="clear"/>
+            <w:tcMar>
+              <w:top w:type="dxa" w:w="60"/>
+              <w:left w:type="dxa" w:w="100"/>
+              <w:bottom w:type="dxa" w:w="60"/>
+              <w:right w:type="dxa" w:w="100"/>
+            </w:tcMar>
+          </w:tcPr>
+          <w:p>
+            <w:pPr>
+              <w:spacing w:after="0" w:before="0"/>
+            </w:pPr>
+            <w:r>
+              <w:rPr>
+                <w:b/>
+                <w:bCs/>
+                <w:color w:val="0F2B3C"/>
+                <w:sz w:val="16"/>
+                <w:szCs w:val="16"/>
+              </w:rPr>
+              <w:t xml:space="preserve">CORE PROBLEM / GIVEN REPRESENTATION</w:t>
+            </w:r>
+          </w:p>
+        </w:tc>
+        <w:tc>
+          <w:tcPr>
+            <w:tcW w:type="dxa" w:w="3560"/>
+            <w:shd w:fill="EEF4F8" w:color="auto" w:val="clear"/>
+            <w:tcMar>
+              <w:top w:type="dxa" w:w="60"/>
+              <w:left w:type="dxa" w:w="100"/>
+              <w:bottom w:type="dxa" w:w="60"/>
+              <w:right w:type="dxa" w:w="100"/>
+            </w:tcMar>
+          </w:tcPr>
+          <w:p>
+            <w:pPr>
+              <w:spacing w:after="0" w:before="0"/>
+            </w:pPr>
+            <w:r>
+              <w:rPr>
+                <w:b/>
+                <w:bCs/>
+                <w:color w:val="0F2B3C"/>
+                <w:sz w:val="16"/>
+                <w:szCs w:val="16"/>
+              </w:rPr>
+              <w:t xml:space="preserve">WORKING SPACE / CALCULATION STEPS</w:t>
+            </w:r>
+          </w:p>
+        </w:tc>
+        <w:tc>
+          <w:tcPr>
+            <w:tcW w:type="dxa" w:w="3000"/>
+            <w:shd w:fill="FBF3E2" w:color="auto" w:val="clear"/>
+            <w:tcMar>
+              <w:top w:type="dxa" w:w="60"/>
+              <w:left w:type="dxa" w:w="100"/>
+              <w:bottom w:type="dxa" w:w="60"/>
+              <w:right w:type="dxa" w:w="100"/>
+            </w:tcMar>
+          </w:tcPr>
+          <w:p>
+            <w:pPr>
+              <w:spacing w:after="0" w:before="0"/>
+            </w:pPr>
+            <w:r>
+              <w:rPr>
+                <w:b/>
+                <w:bCs/>
+                <w:color w:val="7A5400"/>
+                <w:sz w:val="16"/>
+                <w:szCs w:val="16"/>
+              </w:rPr>
+              <w:t xml:space="preserve">EXPLAIN YOUR REASONING</w:t>
+            </w:r>
+          </w:p>
+        </w:tc>
+      </w:tr>
+      <w:tr>
+        <w:trPr>
+          <w:cantSplit/>
+        </w:trPr>
+        <w:tc>
+          <w:tcPr>
+            <w:tcW w:type="dxa" w:w="2800"/>
+            <w:tcMar>
+              <w:top w:type="dxa" w:w="80"/>
+              <w:left w:type="dxa" w:w="100"/>
+              <w:bottom w:type="dxa" w:w="80"/>
+              <w:right w:type="dxa" w:w="100"/>
+            </w:tcMar>
+            <w:vAlign w:val="top"/>
+          </w:tcPr>
+          <w:p>
+            <w:pPr>
+              <w:spacing w:after="40" w:before="0"/>
+            </w:pPr>
+            <w:r>
+              <w:rPr>
+                <w:b/>
+                <w:bCs/>
+                <w:color w:val="0F2B3C"/>
+                <w:sz w:val="20"/>
+                <w:szCs w:val="20"/>
+              </w:rPr>
+              <w:t xml:space="preserve">1.  What is 0.3 × 2?</w:t>
+            </w:r>
+          </w:p>
+        </w:tc>
+        <w:tc>
+          <w:tcPr>
+            <w:tcW w:type="dxa" w:w="3560"/>
+            <w:tcMar>
+              <w:top w:type="dxa" w:w="80"/>
+              <w:left w:type="dxa" w:w="100"/>
+              <w:bottom w:type="dxa" w:w="80"/>
+              <w:right w:type="dxa" w:w="100"/>
+            </w:tcMar>
+            <w:vAlign w:val="top"/>
+          </w:tcPr>
+          <w:p>
+            <w:pPr>
+              <w:spacing w:after="50" w:before="0"/>
+            </w:pPr>
+            <w:r>
+              <w:rPr>
+                <w:color w:val="BBBBBB"/>
+                <w:sz w:val="18"/>
+                <w:szCs w:val="18"/>
+              </w:rPr>
+              <w:t xml:space="preserve">____________________________</w:t>
+            </w:r>
+          </w:p>
+          <w:p>
+            <w:pPr>
+              <w:spacing w:after="50" w:before="0"/>
+            </w:pPr>
+            <w:r>
+              <w:rPr>
+                <w:color w:val="BBBBBB"/>
+                <w:sz w:val="18"/>
+                <w:szCs w:val="18"/>
+              </w:rPr>
+              <w:t xml:space="preserve">____________________________</w:t>
+            </w:r>
+          </w:p>
+          <w:p>
+            <w:pPr>
+              <w:spacing w:after="50" w:before="0"/>
+            </w:pPr>
+            <w:r>
+              <w:rPr>
+                <w:color w:val="BBBBBB"/>
+                <w:sz w:val="18"/>
+                <w:szCs w:val="18"/>
+              </w:rPr>
+              <w:t xml:space="preserve">____________________________</w:t>
+            </w:r>
+          </w:p>
+          <w:p>
+            <w:pPr>
+              <w:spacing w:after="50" w:before="0"/>
+            </w:pPr>
+            <w:r>
+              <w:rPr>
+                <w:color w:val="BBBBBB"/>
+                <w:sz w:val="18"/>
+                <w:szCs w:val="18"/>
+              </w:rPr>
+              <w:t xml:space="preserve">____________________________</w:t>
+            </w:r>
+          </w:p>
+        </w:tc>
+        <w:tc>
+          <w:tcPr>
+            <w:tcW w:type="dxa" w:w="3000"/>
+            <w:shd w:fill="FBF3E2" w:color="auto" w:val="clear"/>
+            <w:tcMar>
+              <w:top w:type="dxa" w:w="80"/>
+              <w:left w:type="dxa" w:w="100"/>
+              <w:bottom w:type="dxa" w:w="80"/>
+              <w:right w:type="dxa" w:w="100"/>
+            </w:tcMar>
+            <w:vAlign w:val="top"/>
+          </w:tcPr>
+          <w:p>
+            <w:pPr>
+              <w:spacing w:after="30" w:before="0"/>
+            </w:pPr>
+            <w:r>
+              <w:rPr>
+                <w:b/>
+                <w:bCs/>
+                <w:color w:val="0F2B3C"/>
+                <w:sz w:val="18"/>
+                <w:szCs w:val="18"/>
+              </w:rPr>
+              <w:t xml:space="preserve">Because... ________________</w:t>
+            </w:r>
+          </w:p>
+          <w:p>
+            <w:pPr>
+              <w:spacing w:after="50" w:before="0"/>
+            </w:pPr>
+            <w:r>
+              <w:rPr>
+                <w:color w:val="BBBBBB"/>
+                <w:sz w:val="18"/>
+                <w:szCs w:val="18"/>
+              </w:rPr>
+              <w:t xml:space="preserve">____________________________</w:t>
+            </w:r>
+          </w:p>
+          <w:p>
+            <w:pPr>
+              <w:spacing w:after="30" w:before="40"/>
+            </w:pPr>
+            <w:r>
+              <w:rPr>
+                <w:b/>
+                <w:bCs/>
+                <w:color w:val="1A6FB5"/>
+                <w:sz w:val="18"/>
+                <w:szCs w:val="18"/>
+              </w:rPr>
+              <w:t xml:space="preserve">Although... _______________</w:t>
+            </w:r>
+          </w:p>
+          <w:p>
+            <w:pPr>
+              <w:spacing w:after="50" w:before="0"/>
+            </w:pPr>
+            <w:r>
+              <w:rPr>
+                <w:color w:val="BBBBBB"/>
+                <w:sz w:val="18"/>
+                <w:szCs w:val="18"/>
+              </w:rPr>
+              <w:t xml:space="preserve">____________________________</w:t>
+            </w:r>
+          </w:p>
+          <w:p>
+            <w:pPr>
+              <w:spacing w:after="30" w:before="40"/>
+            </w:pPr>
+            <w:r>
+              <w:rPr>
+                <w:b/>
+                <w:bCs/>
+                <w:color w:val="7A5400"/>
+                <w:sz w:val="18"/>
+                <w:szCs w:val="18"/>
+              </w:rPr>
+              <w:t xml:space="preserve">Therefore... ______________</w:t>
+            </w:r>
+          </w:p>
+          <w:p>
+            <w:pPr>
+              <w:spacing w:after="50" w:before="0"/>
+            </w:pPr>
+            <w:r>
+              <w:rPr>
+                <w:color w:val="BBBBBB"/>
+                <w:sz w:val="18"/>
+                <w:szCs w:val="18"/>
+              </w:rPr>
+              <w:t xml:space="preserve">____________________________</w:t>
+            </w:r>
+          </w:p>
+        </w:tc>
+      </w:tr>
+    </w:tbl>
+    <w:p>
+      <w:pPr>
+        <w:spacing w:after="60" w:before="0"/>
+      </w:pPr>
+      <w:r>
+        <w:t xml:space="preserve"/>
+      </w:r>
+    </w:p>
+    <w:tbl>
+      <w:tblPr>
+        <w:tblW w:type="dxa" w:w="9360"/>
+        <w:tblBorders>
+          <w:top w:val="single" w:color="C7D2DD" w:sz="6"/>
+          <w:left w:val="single" w:color="C7D2DD" w:sz="6"/>
+          <w:bottom w:val="single" w:color="C7D2DD" w:sz="6"/>
+          <w:right w:val="single" w:color="C7D2DD" w:sz="6"/>
+          <w:insideH w:val="single" w:color="C7D2DD" w:sz="6"/>
+          <w:insideV w:val="single" w:color="C7D2DD" w:sz="6"/>
+        </w:tblBorders>
+      </w:tblPr>
+      <w:tblGrid>
+        <w:gridCol w:w="2800"/>
+        <w:gridCol w:w="3560"/>
+        <w:gridCol w:w="3000"/>
+      </w:tblGrid>
+      <w:tr>
+        <w:trPr>
+          <w:cantSplit/>
+          <w:tblHeader/>
+        </w:trPr>
+        <w:tc>
+          <w:tcPr>
+            <w:tcW w:type="dxa" w:w="2800"/>
+            <w:shd w:fill="EEF4F8" w:color="auto" w:val="clear"/>
+            <w:tcMar>
+              <w:top w:type="dxa" w:w="60"/>
+              <w:left w:type="dxa" w:w="100"/>
+              <w:bottom w:type="dxa" w:w="60"/>
+              <w:right w:type="dxa" w:w="100"/>
+            </w:tcMar>
+          </w:tcPr>
+          <w:p>
+            <w:pPr>
+              <w:spacing w:after="0" w:before="0"/>
+            </w:pPr>
+            <w:r>
+              <w:rPr>
+                <w:b/>
+                <w:bCs/>
+                <w:color w:val="0F2B3C"/>
+                <w:sz w:val="16"/>
+                <w:szCs w:val="16"/>
+              </w:rPr>
+              <w:t xml:space="preserve">CORE PROBLEM / GIVEN REPRESENTATION</w:t>
+            </w:r>
+          </w:p>
+        </w:tc>
+        <w:tc>
+          <w:tcPr>
+            <w:tcW w:type="dxa" w:w="3560"/>
+            <w:shd w:fill="EEF4F8" w:color="auto" w:val="clear"/>
+            <w:tcMar>
+              <w:top w:type="dxa" w:w="60"/>
+              <w:left w:type="dxa" w:w="100"/>
+              <w:bottom w:type="dxa" w:w="60"/>
+              <w:right w:type="dxa" w:w="100"/>
+            </w:tcMar>
+          </w:tcPr>
+          <w:p>
+            <w:pPr>
+              <w:spacing w:after="0" w:before="0"/>
+            </w:pPr>
+            <w:r>
+              <w:rPr>
+                <w:b/>
+                <w:bCs/>
+                <w:color w:val="0F2B3C"/>
+                <w:sz w:val="16"/>
+                <w:szCs w:val="16"/>
+              </w:rPr>
+              <w:t xml:space="preserve">WORKING SPACE / CALCULATION STEPS</w:t>
+            </w:r>
+          </w:p>
+        </w:tc>
+        <w:tc>
+          <w:tcPr>
+            <w:tcW w:type="dxa" w:w="3000"/>
+            <w:shd w:fill="FBF3E2" w:color="auto" w:val="clear"/>
+            <w:tcMar>
+              <w:top w:type="dxa" w:w="60"/>
+              <w:left w:type="dxa" w:w="100"/>
+              <w:bottom w:type="dxa" w:w="60"/>
+              <w:right w:type="dxa" w:w="100"/>
+            </w:tcMar>
+          </w:tcPr>
+          <w:p>
+            <w:pPr>
+              <w:spacing w:after="0" w:before="0"/>
+            </w:pPr>
+            <w:r>
+              <w:rPr>
+                <w:b/>
+                <w:bCs/>
+                <w:color w:val="7A5400"/>
+                <w:sz w:val="16"/>
+                <w:szCs w:val="16"/>
+              </w:rPr>
+              <w:t xml:space="preserve">EXPLAIN YOUR REASONING</w:t>
+            </w:r>
+          </w:p>
+        </w:tc>
+      </w:tr>
+      <w:tr>
+        <w:trPr>
+          <w:cantSplit/>
+        </w:trPr>
+        <w:tc>
+          <w:tcPr>
+            <w:tcW w:type="dxa" w:w="2800"/>
+            <w:tcMar>
+              <w:top w:type="dxa" w:w="80"/>
+              <w:left w:type="dxa" w:w="100"/>
+              <w:bottom w:type="dxa" w:w="80"/>
+              <w:right w:type="dxa" w:w="100"/>
+            </w:tcMar>
+            <w:vAlign w:val="top"/>
+          </w:tcPr>
+          <w:p>
+            <w:pPr>
+              <w:spacing w:after="40" w:before="0"/>
+            </w:pPr>
+            <w:r>
+              <w:rPr>
+                <w:b/>
+                <w:bCs/>
+                <w:color w:val="0F2B3C"/>
+                <w:sz w:val="20"/>
+                <w:szCs w:val="20"/>
+              </w:rPr>
+              <w:t xml:space="preserve">2.  What is 0.5 × 4?</w:t>
+            </w:r>
+          </w:p>
+        </w:tc>
+        <w:tc>
+          <w:tcPr>
+            <w:tcW w:type="dxa" w:w="3560"/>
+            <w:tcMar>
+              <w:top w:type="dxa" w:w="80"/>
+              <w:left w:type="dxa" w:w="100"/>
+              <w:bottom w:type="dxa" w:w="80"/>
+              <w:right w:type="dxa" w:w="100"/>
+            </w:tcMar>
+            <w:vAlign w:val="top"/>
+          </w:tcPr>
+          <w:p>
+            <w:pPr>
+              <w:spacing w:after="50" w:before="0"/>
+            </w:pPr>
+            <w:r>
+              <w:rPr>
+                <w:color w:val="BBBBBB"/>
+                <w:sz w:val="18"/>
+                <w:szCs w:val="18"/>
+              </w:rPr>
+              <w:t xml:space="preserve">____________________________</w:t>
+            </w:r>
+          </w:p>
+          <w:p>
+            <w:pPr>
+              <w:spacing w:after="50" w:before="0"/>
+            </w:pPr>
+            <w:r>
+              <w:rPr>
+                <w:color w:val="BBBBBB"/>
+                <w:sz w:val="18"/>
+                <w:szCs w:val="18"/>
+              </w:rPr>
+              <w:t xml:space="preserve">____________________________</w:t>
+            </w:r>
+          </w:p>
+          <w:p>
+            <w:pPr>
+              <w:spacing w:after="50" w:before="0"/>
+            </w:pPr>
+            <w:r>
+              <w:rPr>
+                <w:color w:val="BBBBBB"/>
+                <w:sz w:val="18"/>
+                <w:szCs w:val="18"/>
+              </w:rPr>
+              <w:t xml:space="preserve">____________________________</w:t>
+            </w:r>
+          </w:p>
+          <w:p>
+            <w:pPr>
+              <w:spacing w:after="50" w:before="0"/>
+            </w:pPr>
+            <w:r>
+              <w:rPr>
+                <w:color w:val="BBBBBB"/>
+                <w:sz w:val="18"/>
+                <w:szCs w:val="18"/>
+              </w:rPr>
+              <w:t xml:space="preserve">____________________________</w:t>
+            </w:r>
+          </w:p>
+        </w:tc>
+        <w:tc>
+          <w:tcPr>
+            <w:tcW w:type="dxa" w:w="3000"/>
+            <w:shd w:fill="FBF3E2" w:color="auto" w:val="clear"/>
+            <w:tcMar>
+              <w:top w:type="dxa" w:w="80"/>
+              <w:left w:type="dxa" w:w="100"/>
+              <w:bottom w:type="dxa" w:w="80"/>
+              <w:right w:type="dxa" w:w="100"/>
+            </w:tcMar>
+            <w:vAlign w:val="top"/>
+          </w:tcPr>
+          <w:p>
+            <w:pPr>
+              <w:spacing w:after="30" w:before="0"/>
+            </w:pPr>
+            <w:r>
+              <w:rPr>
+                <w:b/>
+                <w:bCs/>
+                <w:color w:val="0F2B3C"/>
+                <w:sz w:val="18"/>
+                <w:szCs w:val="18"/>
+              </w:rPr>
+              <w:t xml:space="preserve">Because... ________________</w:t>
+            </w:r>
+          </w:p>
+          <w:p>
+            <w:pPr>
+              <w:spacing w:after="50" w:before="0"/>
+            </w:pPr>
+            <w:r>
+              <w:rPr>
+                <w:color w:val="BBBBBB"/>
+                <w:sz w:val="18"/>
+                <w:szCs w:val="18"/>
+              </w:rPr>
+              <w:t xml:space="preserve">____________________________</w:t>
+            </w:r>
+          </w:p>
+          <w:p>
+            <w:pPr>
+              <w:spacing w:after="30" w:before="40"/>
+            </w:pPr>
+            <w:r>
+              <w:rPr>
+                <w:b/>
+                <w:bCs/>
+                <w:color w:val="1A6FB5"/>
+                <w:sz w:val="18"/>
+                <w:szCs w:val="18"/>
+              </w:rPr>
+              <w:t xml:space="preserve">Although... _______________</w:t>
+            </w:r>
+          </w:p>
+          <w:p>
+            <w:pPr>
+              <w:spacing w:after="50" w:before="0"/>
+            </w:pPr>
+            <w:r>
+              <w:rPr>
+                <w:color w:val="BBBBBB"/>
+                <w:sz w:val="18"/>
+                <w:szCs w:val="18"/>
+              </w:rPr>
+              <w:t xml:space="preserve">____________________________</w:t>
+            </w:r>
+          </w:p>
+          <w:p>
+            <w:pPr>
+              <w:spacing w:after="30" w:before="40"/>
+            </w:pPr>
+            <w:r>
+              <w:rPr>
+                <w:b/>
+                <w:bCs/>
+                <w:color w:val="7A5400"/>
+                <w:sz w:val="18"/>
+                <w:szCs w:val="18"/>
+              </w:rPr>
+              <w:t xml:space="preserve">Therefore... ______________</w:t>
+            </w:r>
+          </w:p>
+          <w:p>
+            <w:pPr>
+              <w:spacing w:after="50" w:before="0"/>
+            </w:pPr>
+            <w:r>
+              <w:rPr>
+                <w:color w:val="BBBBBB"/>
+                <w:sz w:val="18"/>
+                <w:szCs w:val="18"/>
+              </w:rPr>
+              <w:t xml:space="preserve">____________________________</w:t>
+            </w:r>
+          </w:p>
+        </w:tc>
+      </w:tr>
+    </w:tbl>
+    <w:p>
+      <w:pPr>
+        <w:spacing w:after="60" w:before="0"/>
+      </w:pPr>
+      <w:r>
+        <w:t xml:space="preserve"/>
+      </w:r>
+    </w:p>
+    <w:tbl>
+      <w:tblPr>
+        <w:tblW w:type="dxa" w:w="9360"/>
+        <w:tblBorders>
+          <w:top w:val="single" w:color="C7D2DD" w:sz="6"/>
+          <w:left w:val="single" w:color="C7D2DD" w:sz="6"/>
+          <w:bottom w:val="single" w:color="C7D2DD" w:sz="6"/>
+          <w:right w:val="single" w:color="C7D2DD" w:sz="6"/>
+          <w:insideH w:val="single" w:color="C7D2DD" w:sz="6"/>
+          <w:insideV w:val="single" w:color="C7D2DD" w:sz="6"/>
+        </w:tblBorders>
+      </w:tblPr>
+      <w:tblGrid>
+        <w:gridCol w:w="2800"/>
+        <w:gridCol w:w="3560"/>
+        <w:gridCol w:w="3000"/>
+      </w:tblGrid>
+      <w:tr>
+        <w:trPr>
+          <w:cantSplit/>
+          <w:tblHeader/>
+        </w:trPr>
+        <w:tc>
+          <w:tcPr>
+            <w:tcW w:type="dxa" w:w="2800"/>
+            <w:shd w:fill="EEF4F8" w:color="auto" w:val="clear"/>
+            <w:tcMar>
+              <w:top w:type="dxa" w:w="60"/>
+              <w:left w:type="dxa" w:w="100"/>
+              <w:bottom w:type="dxa" w:w="60"/>
+              <w:right w:type="dxa" w:w="100"/>
+            </w:tcMar>
+          </w:tcPr>
+          <w:p>
+            <w:pPr>
+              <w:spacing w:after="0" w:before="0"/>
+            </w:pPr>
+            <w:r>
+              <w:rPr>
+                <w:b/>
+                <w:bCs/>
+                <w:color w:val="0F2B3C"/>
+                <w:sz w:val="16"/>
+                <w:szCs w:val="16"/>
+              </w:rPr>
+              <w:t xml:space="preserve">CORE PROBLEM / GIVEN REPRESENTATION</w:t>
+            </w:r>
+          </w:p>
+        </w:tc>
+        <w:tc>
+          <w:tcPr>
+            <w:tcW w:type="dxa" w:w="3560"/>
+            <w:shd w:fill="EEF4F8" w:color="auto" w:val="clear"/>
+            <w:tcMar>
+              <w:top w:type="dxa" w:w="60"/>
+              <w:left w:type="dxa" w:w="100"/>
+              <w:bottom w:type="dxa" w:w="60"/>
+              <w:right w:type="dxa" w:w="100"/>
+            </w:tcMar>
+          </w:tcPr>
+          <w:p>
+            <w:pPr>
+              <w:spacing w:after="0" w:before="0"/>
+            </w:pPr>
+            <w:r>
+              <w:rPr>
+                <w:b/>
+                <w:bCs/>
+                <w:color w:val="0F2B3C"/>
+                <w:sz w:val="16"/>
+                <w:szCs w:val="16"/>
+              </w:rPr>
+              <w:t xml:space="preserve">WORKING SPACE / CALCULATION STEPS</w:t>
+            </w:r>
+          </w:p>
+        </w:tc>
+        <w:tc>
+          <w:tcPr>
+            <w:tcW w:type="dxa" w:w="3000"/>
+            <w:shd w:fill="FBF3E2" w:color="auto" w:val="clear"/>
+            <w:tcMar>
+              <w:top w:type="dxa" w:w="60"/>
+              <w:left w:type="dxa" w:w="100"/>
+              <w:bottom w:type="dxa" w:w="60"/>
+              <w:right w:type="dxa" w:w="100"/>
+            </w:tcMar>
+          </w:tcPr>
+          <w:p>
+            <w:pPr>
+              <w:spacing w:after="0" w:before="0"/>
+            </w:pPr>
+            <w:r>
+              <w:rPr>
+                <w:b/>
+                <w:bCs/>
+                <w:color w:val="7A5400"/>
+                <w:sz w:val="16"/>
+                <w:szCs w:val="16"/>
+              </w:rPr>
+              <w:t xml:space="preserve">EXPLAIN YOUR REASONING</w:t>
+            </w:r>
+          </w:p>
+        </w:tc>
+      </w:tr>
+      <w:tr>
+        <w:trPr>
+          <w:cantSplit/>
+        </w:trPr>
+        <w:tc>
+          <w:tcPr>
+            <w:tcW w:type="dxa" w:w="2800"/>
+            <w:tcMar>
+              <w:top w:type="dxa" w:w="80"/>
+              <w:left w:type="dxa" w:w="100"/>
+              <w:bottom w:type="dxa" w:w="80"/>
+              <w:right w:type="dxa" w:w="100"/>
+            </w:tcMar>
+            <w:vAlign w:val="top"/>
+          </w:tcPr>
+          <w:p>
+            <w:pPr>
+              <w:spacing w:after="40" w:before="0"/>
+            </w:pPr>
+            <w:r>
+              <w:rPr>
+                <w:b/>
+                <w:bCs/>
+                <w:color w:val="0F2B3C"/>
+                <w:sz w:val="20"/>
+                <w:szCs w:val="20"/>
+              </w:rPr>
+              <w:t xml:space="preserve">3.  What is 12 × 100?</w:t>
+            </w:r>
+          </w:p>
+          <w:p>
+            <w:pPr>
+              <w:spacing w:after="0" w:before="0"/>
+            </w:pPr>
+            <w:r>
+              <w:rPr>
+                <w:color w:val="5E6E7E"/>
+                <w:sz w:val="18"/>
+                <w:szCs w:val="18"/>
+              </w:rPr>
+              <w:t xml:space="preserve">Choices: 120   /   112   /   1200   /   12000</w:t>
+            </w:r>
+          </w:p>
+        </w:tc>
+        <w:tc>
+          <w:tcPr>
+            <w:tcW w:type="dxa" w:w="3560"/>
+            <w:tcMar>
+              <w:top w:type="dxa" w:w="80"/>
+              <w:left w:type="dxa" w:w="100"/>
+              <w:bottom w:type="dxa" w:w="80"/>
+              <w:right w:type="dxa" w:w="100"/>
+            </w:tcMar>
+            <w:vAlign w:val="top"/>
+          </w:tcPr>
+          <w:p>
+            <w:pPr>
+              <w:spacing w:after="50" w:before="0"/>
+            </w:pPr>
+            <w:r>
+              <w:rPr>
+                <w:color w:val="BBBBBB"/>
+                <w:sz w:val="18"/>
+                <w:szCs w:val="18"/>
+              </w:rPr>
+              <w:t xml:space="preserve">____________________________</w:t>
+            </w:r>
+          </w:p>
+          <w:p>
+            <w:pPr>
+              <w:spacing w:after="50" w:before="0"/>
+            </w:pPr>
+            <w:r>
+              <w:rPr>
+                <w:color w:val="BBBBBB"/>
+                <w:sz w:val="18"/>
+                <w:szCs w:val="18"/>
+              </w:rPr>
+              <w:t xml:space="preserve">____________________________</w:t>
+            </w:r>
+          </w:p>
+          <w:p>
+            <w:pPr>
+              <w:spacing w:after="50" w:before="0"/>
+            </w:pPr>
+            <w:r>
+              <w:rPr>
+                <w:color w:val="BBBBBB"/>
+                <w:sz w:val="18"/>
+                <w:szCs w:val="18"/>
+              </w:rPr>
+              <w:t xml:space="preserve">____________________________</w:t>
+            </w:r>
+          </w:p>
+          <w:p>
+            <w:pPr>
+              <w:spacing w:after="50" w:before="0"/>
+            </w:pPr>
+            <w:r>
+              <w:rPr>
+                <w:color w:val="BBBBBB"/>
+                <w:sz w:val="18"/>
+                <w:szCs w:val="18"/>
+              </w:rPr>
+              <w:t xml:space="preserve">____________________________</w:t>
+            </w:r>
+          </w:p>
+        </w:tc>
+        <w:tc>
+          <w:tcPr>
+            <w:tcW w:type="dxa" w:w="3000"/>
+            <w:shd w:fill="FBF3E2" w:color="auto" w:val="clear"/>
+            <w:tcMar>
+              <w:top w:type="dxa" w:w="80"/>
+              <w:left w:type="dxa" w:w="100"/>
+              <w:bottom w:type="dxa" w:w="80"/>
+              <w:right w:type="dxa" w:w="100"/>
+            </w:tcMar>
+            <w:vAlign w:val="top"/>
+          </w:tcPr>
+          <w:p>
+            <w:pPr>
+              <w:spacing w:after="30" w:before="0"/>
+            </w:pPr>
+            <w:r>
+              <w:rPr>
+                <w:b/>
+                <w:bCs/>
+                <w:color w:val="0F2B3C"/>
+                <w:sz w:val="18"/>
+                <w:szCs w:val="18"/>
+              </w:rPr>
+              <w:t xml:space="preserve">Because... ________________</w:t>
+            </w:r>
+          </w:p>
+          <w:p>
+            <w:pPr>
+              <w:spacing w:after="50" w:before="0"/>
+            </w:pPr>
+            <w:r>
+              <w:rPr>
+                <w:color w:val="BBBBBB"/>
+                <w:sz w:val="18"/>
+                <w:szCs w:val="18"/>
+              </w:rPr>
+              <w:t xml:space="preserve">____________________________</w:t>
+            </w:r>
+          </w:p>
+          <w:p>
+            <w:pPr>
+              <w:spacing w:after="30" w:before="40"/>
+            </w:pPr>
+            <w:r>
+              <w:rPr>
+                <w:b/>
+                <w:bCs/>
+                <w:color w:val="1A6FB5"/>
+                <w:sz w:val="18"/>
+                <w:szCs w:val="18"/>
+              </w:rPr>
+              <w:t xml:space="preserve">Although... _______________</w:t>
+            </w:r>
+          </w:p>
+          <w:p>
+            <w:pPr>
+              <w:spacing w:after="50" w:before="0"/>
+            </w:pPr>
+            <w:r>
+              <w:rPr>
+                <w:color w:val="BBBBBB"/>
+                <w:sz w:val="18"/>
+                <w:szCs w:val="18"/>
+              </w:rPr>
+              <w:t xml:space="preserve">____________________________</w:t>
+            </w:r>
+          </w:p>
+          <w:p>
+            <w:pPr>
+              <w:spacing w:after="30" w:before="40"/>
+            </w:pPr>
+            <w:r>
+              <w:rPr>
+                <w:b/>
+                <w:bCs/>
+                <w:color w:val="7A5400"/>
+                <w:sz w:val="18"/>
+                <w:szCs w:val="18"/>
+              </w:rPr>
+              <w:t xml:space="preserve">Therefore... ______________</w:t>
+            </w:r>
+          </w:p>
+          <w:p>
+            <w:pPr>
+              <w:spacing w:after="50" w:before="0"/>
+            </w:pPr>
+            <w:r>
+              <w:rPr>
+                <w:color w:val="BBBBBB"/>
+                <w:sz w:val="18"/>
+                <w:szCs w:val="18"/>
+              </w:rPr>
+              <w:t xml:space="preserve">____________________________</w:t>
+            </w:r>
+          </w:p>
+        </w:tc>
+      </w:tr>
+    </w:tbl>
+    <w:p>
+      <w:pPr>
+        <w:spacing w:after="60" w:before="0"/>
+      </w:pPr>
+      <w:r>
+        <w:t xml:space="preserve"/>
       </w:r>
     </w:p>
     <w:p>
@@ -336,50 +3010,616 @@
         <w:t xml:space="preserve">Warm-up straight into decimal × decimal.</w:t>
       </w:r>
     </w:p>
-    <w:p>
-      <w:pPr>
-        <w:spacing w:after="40" w:before="0"/>
-      </w:pPr>
-      <w:r>
-        <w:rPr>
-          <w:sz w:val="22"/>
-          <w:szCs w:val="22"/>
-        </w:rPr>
-        <w:t xml:space="preserve">1.  What is 0.6 × 3?</w:t>
-      </w:r>
-    </w:p>
-    <w:p>
-      <w:pPr>
-        <w:spacing w:after="80" w:before="0"/>
-      </w:pPr>
-      <w:r>
-        <w:rPr>
-          <w:color w:val="BBBBBB"/>
-        </w:rPr>
-        <w:t xml:space="preserve">____________________________________________________</w:t>
-      </w:r>
-    </w:p>
-    <w:p>
-      <w:pPr>
-        <w:spacing w:after="40" w:before="0"/>
-      </w:pPr>
-      <w:r>
-        <w:rPr>
-          <w:sz w:val="22"/>
-          <w:szCs w:val="22"/>
-        </w:rPr>
-        <w:t xml:space="preserve">2.  What is 0.2 × 0.3?</w:t>
-      </w:r>
-    </w:p>
-    <w:p>
-      <w:pPr>
-        <w:spacing w:after="80" w:before="0"/>
-      </w:pPr>
-      <w:r>
-        <w:rPr>
-          <w:color w:val="BBBBBB"/>
-        </w:rPr>
-        <w:t xml:space="preserve">____________________________________________________</w:t>
+    <w:tbl>
+      <w:tblPr>
+        <w:tblW w:type="dxa" w:w="9360"/>
+        <w:tblBorders>
+          <w:top w:val="single" w:color="C7D2DD" w:sz="6"/>
+          <w:left w:val="single" w:color="C7D2DD" w:sz="6"/>
+          <w:bottom w:val="single" w:color="C7D2DD" w:sz="6"/>
+          <w:right w:val="single" w:color="C7D2DD" w:sz="6"/>
+          <w:insideH w:val="single" w:color="C7D2DD" w:sz="6"/>
+          <w:insideV w:val="single" w:color="C7D2DD" w:sz="6"/>
+        </w:tblBorders>
+      </w:tblPr>
+      <w:tblGrid>
+        <w:gridCol w:w="2800"/>
+        <w:gridCol w:w="3560"/>
+        <w:gridCol w:w="3000"/>
+      </w:tblGrid>
+      <w:tr>
+        <w:trPr>
+          <w:cantSplit/>
+          <w:tblHeader/>
+        </w:trPr>
+        <w:tc>
+          <w:tcPr>
+            <w:tcW w:type="dxa" w:w="2800"/>
+            <w:shd w:fill="EEF4F8" w:color="auto" w:val="clear"/>
+            <w:tcMar>
+              <w:top w:type="dxa" w:w="60"/>
+              <w:left w:type="dxa" w:w="100"/>
+              <w:bottom w:type="dxa" w:w="60"/>
+              <w:right w:type="dxa" w:w="100"/>
+            </w:tcMar>
+          </w:tcPr>
+          <w:p>
+            <w:pPr>
+              <w:spacing w:after="0" w:before="0"/>
+            </w:pPr>
+            <w:r>
+              <w:rPr>
+                <w:b/>
+                <w:bCs/>
+                <w:color w:val="0F2B3C"/>
+                <w:sz w:val="16"/>
+                <w:szCs w:val="16"/>
+              </w:rPr>
+              <w:t xml:space="preserve">CORE PROBLEM / GIVEN REPRESENTATION</w:t>
+            </w:r>
+          </w:p>
+        </w:tc>
+        <w:tc>
+          <w:tcPr>
+            <w:tcW w:type="dxa" w:w="3560"/>
+            <w:shd w:fill="EEF4F8" w:color="auto" w:val="clear"/>
+            <w:tcMar>
+              <w:top w:type="dxa" w:w="60"/>
+              <w:left w:type="dxa" w:w="100"/>
+              <w:bottom w:type="dxa" w:w="60"/>
+              <w:right w:type="dxa" w:w="100"/>
+            </w:tcMar>
+          </w:tcPr>
+          <w:p>
+            <w:pPr>
+              <w:spacing w:after="0" w:before="0"/>
+            </w:pPr>
+            <w:r>
+              <w:rPr>
+                <w:b/>
+                <w:bCs/>
+                <w:color w:val="0F2B3C"/>
+                <w:sz w:val="16"/>
+                <w:szCs w:val="16"/>
+              </w:rPr>
+              <w:t xml:space="preserve">WORKING SPACE / CALCULATION STEPS</w:t>
+            </w:r>
+          </w:p>
+        </w:tc>
+        <w:tc>
+          <w:tcPr>
+            <w:tcW w:type="dxa" w:w="3000"/>
+            <w:shd w:fill="FBF3E2" w:color="auto" w:val="clear"/>
+            <w:tcMar>
+              <w:top w:type="dxa" w:w="60"/>
+              <w:left w:type="dxa" w:w="100"/>
+              <w:bottom w:type="dxa" w:w="60"/>
+              <w:right w:type="dxa" w:w="100"/>
+            </w:tcMar>
+          </w:tcPr>
+          <w:p>
+            <w:pPr>
+              <w:spacing w:after="0" w:before="0"/>
+            </w:pPr>
+            <w:r>
+              <w:rPr>
+                <w:b/>
+                <w:bCs/>
+                <w:color w:val="7A5400"/>
+                <w:sz w:val="16"/>
+                <w:szCs w:val="16"/>
+              </w:rPr>
+              <w:t xml:space="preserve">EXPLAIN YOUR REASONING</w:t>
+            </w:r>
+          </w:p>
+        </w:tc>
+      </w:tr>
+      <w:tr>
+        <w:trPr>
+          <w:cantSplit/>
+        </w:trPr>
+        <w:tc>
+          <w:tcPr>
+            <w:tcW w:type="dxa" w:w="2800"/>
+            <w:tcMar>
+              <w:top w:type="dxa" w:w="80"/>
+              <w:left w:type="dxa" w:w="100"/>
+              <w:bottom w:type="dxa" w:w="80"/>
+              <w:right w:type="dxa" w:w="100"/>
+            </w:tcMar>
+            <w:vAlign w:val="top"/>
+          </w:tcPr>
+          <w:p>
+            <w:pPr>
+              <w:spacing w:after="40" w:before="0"/>
+            </w:pPr>
+            <w:r>
+              <w:rPr>
+                <w:b/>
+                <w:bCs/>
+                <w:color w:val="0F2B3C"/>
+                <w:sz w:val="20"/>
+                <w:szCs w:val="20"/>
+              </w:rPr>
+              <w:t xml:space="preserve">1.  What is 0.6 × 3?</w:t>
+            </w:r>
+          </w:p>
+        </w:tc>
+        <w:tc>
+          <w:tcPr>
+            <w:tcW w:type="dxa" w:w="3560"/>
+            <w:tcMar>
+              <w:top w:type="dxa" w:w="80"/>
+              <w:left w:type="dxa" w:w="100"/>
+              <w:bottom w:type="dxa" w:w="80"/>
+              <w:right w:type="dxa" w:w="100"/>
+            </w:tcMar>
+            <w:vAlign w:val="top"/>
+          </w:tcPr>
+          <w:p>
+            <w:pPr>
+              <w:spacing w:after="50" w:before="0"/>
+            </w:pPr>
+            <w:r>
+              <w:rPr>
+                <w:color w:val="BBBBBB"/>
+                <w:sz w:val="18"/>
+                <w:szCs w:val="18"/>
+              </w:rPr>
+              <w:t xml:space="preserve">____________________________</w:t>
+            </w:r>
+          </w:p>
+          <w:p>
+            <w:pPr>
+              <w:spacing w:after="50" w:before="0"/>
+            </w:pPr>
+            <w:r>
+              <w:rPr>
+                <w:color w:val="BBBBBB"/>
+                <w:sz w:val="18"/>
+                <w:szCs w:val="18"/>
+              </w:rPr>
+              <w:t xml:space="preserve">____________________________</w:t>
+            </w:r>
+          </w:p>
+          <w:p>
+            <w:pPr>
+              <w:spacing w:after="50" w:before="0"/>
+            </w:pPr>
+            <w:r>
+              <w:rPr>
+                <w:color w:val="BBBBBB"/>
+                <w:sz w:val="18"/>
+                <w:szCs w:val="18"/>
+              </w:rPr>
+              <w:t xml:space="preserve">____________________________</w:t>
+            </w:r>
+          </w:p>
+          <w:p>
+            <w:pPr>
+              <w:spacing w:after="50" w:before="0"/>
+            </w:pPr>
+            <w:r>
+              <w:rPr>
+                <w:color w:val="BBBBBB"/>
+                <w:sz w:val="18"/>
+                <w:szCs w:val="18"/>
+              </w:rPr>
+              <w:t xml:space="preserve">____________________________</w:t>
+            </w:r>
+          </w:p>
+        </w:tc>
+        <w:tc>
+          <w:tcPr>
+            <w:tcW w:type="dxa" w:w="3000"/>
+            <w:shd w:fill="FBF3E2" w:color="auto" w:val="clear"/>
+            <w:tcMar>
+              <w:top w:type="dxa" w:w="80"/>
+              <w:left w:type="dxa" w:w="100"/>
+              <w:bottom w:type="dxa" w:w="80"/>
+              <w:right w:type="dxa" w:w="100"/>
+            </w:tcMar>
+            <w:vAlign w:val="top"/>
+          </w:tcPr>
+          <w:p>
+            <w:pPr>
+              <w:spacing w:after="30" w:before="0"/>
+            </w:pPr>
+            <w:r>
+              <w:rPr>
+                <w:b/>
+                <w:bCs/>
+                <w:color w:val="0F2B3C"/>
+                <w:sz w:val="18"/>
+                <w:szCs w:val="18"/>
+              </w:rPr>
+              <w:t xml:space="preserve">Because... ________________</w:t>
+            </w:r>
+          </w:p>
+          <w:p>
+            <w:pPr>
+              <w:spacing w:after="50" w:before="0"/>
+            </w:pPr>
+            <w:r>
+              <w:rPr>
+                <w:color w:val="BBBBBB"/>
+                <w:sz w:val="18"/>
+                <w:szCs w:val="18"/>
+              </w:rPr>
+              <w:t xml:space="preserve">____________________________</w:t>
+            </w:r>
+          </w:p>
+          <w:p>
+            <w:pPr>
+              <w:spacing w:after="30" w:before="40"/>
+            </w:pPr>
+            <w:r>
+              <w:rPr>
+                <w:b/>
+                <w:bCs/>
+                <w:color w:val="1A6FB5"/>
+                <w:sz w:val="18"/>
+                <w:szCs w:val="18"/>
+              </w:rPr>
+              <w:t xml:space="preserve">Although... _______________</w:t>
+            </w:r>
+          </w:p>
+          <w:p>
+            <w:pPr>
+              <w:spacing w:after="50" w:before="0"/>
+            </w:pPr>
+            <w:r>
+              <w:rPr>
+                <w:color w:val="BBBBBB"/>
+                <w:sz w:val="18"/>
+                <w:szCs w:val="18"/>
+              </w:rPr>
+              <w:t xml:space="preserve">____________________________</w:t>
+            </w:r>
+          </w:p>
+          <w:p>
+            <w:pPr>
+              <w:spacing w:after="30" w:before="40"/>
+            </w:pPr>
+            <w:r>
+              <w:rPr>
+                <w:b/>
+                <w:bCs/>
+                <w:color w:val="7A5400"/>
+                <w:sz w:val="18"/>
+                <w:szCs w:val="18"/>
+              </w:rPr>
+              <w:t xml:space="preserve">Therefore... ______________</w:t>
+            </w:r>
+          </w:p>
+          <w:p>
+            <w:pPr>
+              <w:spacing w:after="50" w:before="0"/>
+            </w:pPr>
+            <w:r>
+              <w:rPr>
+                <w:color w:val="BBBBBB"/>
+                <w:sz w:val="18"/>
+                <w:szCs w:val="18"/>
+              </w:rPr>
+              <w:t xml:space="preserve">____________________________</w:t>
+            </w:r>
+          </w:p>
+        </w:tc>
+      </w:tr>
+    </w:tbl>
+    <w:p>
+      <w:pPr>
+        <w:spacing w:after="60" w:before="0"/>
+      </w:pPr>
+      <w:r>
+        <w:t xml:space="preserve"/>
+      </w:r>
+    </w:p>
+    <w:tbl>
+      <w:tblPr>
+        <w:tblW w:type="dxa" w:w="9360"/>
+        <w:tblBorders>
+          <w:top w:val="single" w:color="C7D2DD" w:sz="6"/>
+          <w:left w:val="single" w:color="C7D2DD" w:sz="6"/>
+          <w:bottom w:val="single" w:color="C7D2DD" w:sz="6"/>
+          <w:right w:val="single" w:color="C7D2DD" w:sz="6"/>
+          <w:insideH w:val="single" w:color="C7D2DD" w:sz="6"/>
+          <w:insideV w:val="single" w:color="C7D2DD" w:sz="6"/>
+        </w:tblBorders>
+      </w:tblPr>
+      <w:tblGrid>
+        <w:gridCol w:w="2800"/>
+        <w:gridCol w:w="3560"/>
+        <w:gridCol w:w="3000"/>
+      </w:tblGrid>
+      <w:tr>
+        <w:trPr>
+          <w:cantSplit/>
+          <w:tblHeader/>
+        </w:trPr>
+        <w:tc>
+          <w:tcPr>
+            <w:tcW w:type="dxa" w:w="2800"/>
+            <w:shd w:fill="EEF4F8" w:color="auto" w:val="clear"/>
+            <w:tcMar>
+              <w:top w:type="dxa" w:w="60"/>
+              <w:left w:type="dxa" w:w="100"/>
+              <w:bottom w:type="dxa" w:w="60"/>
+              <w:right w:type="dxa" w:w="100"/>
+            </w:tcMar>
+          </w:tcPr>
+          <w:p>
+            <w:pPr>
+              <w:spacing w:after="0" w:before="0"/>
+            </w:pPr>
+            <w:r>
+              <w:rPr>
+                <w:b/>
+                <w:bCs/>
+                <w:color w:val="0F2B3C"/>
+                <w:sz w:val="16"/>
+                <w:szCs w:val="16"/>
+              </w:rPr>
+              <w:t xml:space="preserve">CORE PROBLEM / GIVEN REPRESENTATION</w:t>
+            </w:r>
+          </w:p>
+        </w:tc>
+        <w:tc>
+          <w:tcPr>
+            <w:tcW w:type="dxa" w:w="3560"/>
+            <w:shd w:fill="EEF4F8" w:color="auto" w:val="clear"/>
+            <w:tcMar>
+              <w:top w:type="dxa" w:w="60"/>
+              <w:left w:type="dxa" w:w="100"/>
+              <w:bottom w:type="dxa" w:w="60"/>
+              <w:right w:type="dxa" w:w="100"/>
+            </w:tcMar>
+          </w:tcPr>
+          <w:p>
+            <w:pPr>
+              <w:spacing w:after="0" w:before="0"/>
+            </w:pPr>
+            <w:r>
+              <w:rPr>
+                <w:b/>
+                <w:bCs/>
+                <w:color w:val="0F2B3C"/>
+                <w:sz w:val="16"/>
+                <w:szCs w:val="16"/>
+              </w:rPr>
+              <w:t xml:space="preserve">WORKING SPACE / CALCULATION STEPS</w:t>
+            </w:r>
+          </w:p>
+        </w:tc>
+        <w:tc>
+          <w:tcPr>
+            <w:tcW w:type="dxa" w:w="3000"/>
+            <w:shd w:fill="FBF3E2" w:color="auto" w:val="clear"/>
+            <w:tcMar>
+              <w:top w:type="dxa" w:w="60"/>
+              <w:left w:type="dxa" w:w="100"/>
+              <w:bottom w:type="dxa" w:w="60"/>
+              <w:right w:type="dxa" w:w="100"/>
+            </w:tcMar>
+          </w:tcPr>
+          <w:p>
+            <w:pPr>
+              <w:spacing w:after="0" w:before="0"/>
+            </w:pPr>
+            <w:r>
+              <w:rPr>
+                <w:b/>
+                <w:bCs/>
+                <w:color w:val="7A5400"/>
+                <w:sz w:val="16"/>
+                <w:szCs w:val="16"/>
+              </w:rPr>
+              <w:t xml:space="preserve">EXPLAIN YOUR REASONING</w:t>
+            </w:r>
+          </w:p>
+        </w:tc>
+      </w:tr>
+      <w:tr>
+        <w:trPr>
+          <w:cantSplit/>
+        </w:trPr>
+        <w:tc>
+          <w:tcPr>
+            <w:tcW w:type="dxa" w:w="2800"/>
+            <w:tcMar>
+              <w:top w:type="dxa" w:w="80"/>
+              <w:left w:type="dxa" w:w="100"/>
+              <w:bottom w:type="dxa" w:w="80"/>
+              <w:right w:type="dxa" w:w="100"/>
+            </w:tcMar>
+            <w:vAlign w:val="top"/>
+          </w:tcPr>
+          <w:p>
+            <w:pPr>
+              <w:spacing w:after="40" w:before="0"/>
+            </w:pPr>
+            <w:r>
+              <w:rPr>
+                <w:b/>
+                <w:bCs/>
+                <w:color w:val="0F2B3C"/>
+                <w:sz w:val="20"/>
+                <w:szCs w:val="20"/>
+              </w:rPr>
+              <w:t xml:space="preserve">2.  What is 0.2 × 0.3?</w:t>
+            </w:r>
+          </w:p>
+        </w:tc>
+        <w:tc>
+          <w:tcPr>
+            <w:tcW w:type="dxa" w:w="3560"/>
+            <w:tcMar>
+              <w:top w:type="dxa" w:w="80"/>
+              <w:left w:type="dxa" w:w="100"/>
+              <w:bottom w:type="dxa" w:w="80"/>
+              <w:right w:type="dxa" w:w="100"/>
+            </w:tcMar>
+            <w:vAlign w:val="top"/>
+          </w:tcPr>
+          <w:p>
+            <w:pPr>
+              <w:spacing w:after="50" w:before="0"/>
+            </w:pPr>
+            <w:r>
+              <w:rPr>
+                <w:color w:val="BBBBBB"/>
+                <w:sz w:val="18"/>
+                <w:szCs w:val="18"/>
+              </w:rPr>
+              <w:t xml:space="preserve">____________________________</w:t>
+            </w:r>
+          </w:p>
+          <w:p>
+            <w:pPr>
+              <w:spacing w:after="50" w:before="0"/>
+            </w:pPr>
+            <w:r>
+              <w:rPr>
+                <w:color w:val="BBBBBB"/>
+                <w:sz w:val="18"/>
+                <w:szCs w:val="18"/>
+              </w:rPr>
+              <w:t xml:space="preserve">____________________________</w:t>
+            </w:r>
+          </w:p>
+          <w:p>
+            <w:pPr>
+              <w:spacing w:after="50" w:before="0"/>
+            </w:pPr>
+            <w:r>
+              <w:rPr>
+                <w:color w:val="BBBBBB"/>
+                <w:sz w:val="18"/>
+                <w:szCs w:val="18"/>
+              </w:rPr>
+              <w:t xml:space="preserve">____________________________</w:t>
+            </w:r>
+          </w:p>
+          <w:p>
+            <w:pPr>
+              <w:spacing w:after="50" w:before="0"/>
+            </w:pPr>
+            <w:r>
+              <w:rPr>
+                <w:color w:val="BBBBBB"/>
+                <w:sz w:val="18"/>
+                <w:szCs w:val="18"/>
+              </w:rPr>
+              <w:t xml:space="preserve">____________________________</w:t>
+            </w:r>
+          </w:p>
+        </w:tc>
+        <w:tc>
+          <w:tcPr>
+            <w:tcW w:type="dxa" w:w="3000"/>
+            <w:shd w:fill="FBF3E2" w:color="auto" w:val="clear"/>
+            <w:tcMar>
+              <w:top w:type="dxa" w:w="80"/>
+              <w:left w:type="dxa" w:w="100"/>
+              <w:bottom w:type="dxa" w:w="80"/>
+              <w:right w:type="dxa" w:w="100"/>
+            </w:tcMar>
+            <w:vAlign w:val="top"/>
+          </w:tcPr>
+          <w:p>
+            <w:pPr>
+              <w:spacing w:after="30" w:before="0"/>
+            </w:pPr>
+            <w:r>
+              <w:rPr>
+                <w:b/>
+                <w:bCs/>
+                <w:color w:val="0F2B3C"/>
+                <w:sz w:val="18"/>
+                <w:szCs w:val="18"/>
+              </w:rPr>
+              <w:t xml:space="preserve">Because... ________________</w:t>
+            </w:r>
+          </w:p>
+          <w:p>
+            <w:pPr>
+              <w:spacing w:after="50" w:before="0"/>
+            </w:pPr>
+            <w:r>
+              <w:rPr>
+                <w:color w:val="BBBBBB"/>
+                <w:sz w:val="18"/>
+                <w:szCs w:val="18"/>
+              </w:rPr>
+              <w:t xml:space="preserve">____________________________</w:t>
+            </w:r>
+          </w:p>
+          <w:p>
+            <w:pPr>
+              <w:spacing w:after="30" w:before="40"/>
+            </w:pPr>
+            <w:r>
+              <w:rPr>
+                <w:b/>
+                <w:bCs/>
+                <w:color w:val="1A6FB5"/>
+                <w:sz w:val="18"/>
+                <w:szCs w:val="18"/>
+              </w:rPr>
+              <w:t xml:space="preserve">Although... _______________</w:t>
+            </w:r>
+          </w:p>
+          <w:p>
+            <w:pPr>
+              <w:spacing w:after="50" w:before="0"/>
+            </w:pPr>
+            <w:r>
+              <w:rPr>
+                <w:color w:val="BBBBBB"/>
+                <w:sz w:val="18"/>
+                <w:szCs w:val="18"/>
+              </w:rPr>
+              <w:t xml:space="preserve">____________________________</w:t>
+            </w:r>
+          </w:p>
+          <w:p>
+            <w:pPr>
+              <w:spacing w:after="30" w:before="40"/>
+            </w:pPr>
+            <w:r>
+              <w:rPr>
+                <w:b/>
+                <w:bCs/>
+                <w:color w:val="7A5400"/>
+                <w:sz w:val="18"/>
+                <w:szCs w:val="18"/>
+              </w:rPr>
+              <w:t xml:space="preserve">Therefore... ______________</w:t>
+            </w:r>
+          </w:p>
+          <w:p>
+            <w:pPr>
+              <w:spacing w:after="50" w:before="0"/>
+            </w:pPr>
+            <w:r>
+              <w:rPr>
+                <w:color w:val="BBBBBB"/>
+                <w:sz w:val="18"/>
+                <w:szCs w:val="18"/>
+              </w:rPr>
+              <w:t xml:space="preserve">____________________________</w:t>
+            </w:r>
+          </w:p>
+        </w:tc>
+      </w:tr>
+    </w:tbl>
+    <w:p>
+      <w:pPr>
+        <w:spacing w:after="60" w:before="0"/>
+      </w:pPr>
+      <w:r>
+        <w:t xml:space="preserve"/>
       </w:r>
     </w:p>
     <w:p>
@@ -443,6 +3683,141 @@
         <w:t xml:space="preserve">____________________________________________________</w:t>
       </w:r>
     </w:p>
+    <w:tbl>
+      <w:tblPr>
+        <w:tblW w:type="dxa" w:w="9360"/>
+        <w:tblBorders>
+          <w:top w:val="single" w:color="C7D2DD" w:sz="6"/>
+          <w:left w:val="single" w:color="C7D2DD" w:sz="6"/>
+          <w:bottom w:val="single" w:color="C7D2DD" w:sz="6"/>
+          <w:right w:val="single" w:color="C7D2DD" w:sz="6"/>
+          <w:insideH w:val="single" w:color="C7D2DD" w:sz="6"/>
+          <w:insideV w:val="single" w:color="C7D2DD" w:sz="6"/>
+        </w:tblBorders>
+      </w:tblPr>
+      <w:tblGrid>
+        <w:gridCol w:w="3120"/>
+        <w:gridCol w:w="3120"/>
+        <w:gridCol w:w="3120"/>
+      </w:tblGrid>
+      <w:tr>
+        <w:trPr>
+          <w:cantSplit/>
+          <w:tblHeader/>
+        </w:trPr>
+        <w:tc>
+          <w:tcPr>
+            <w:tcW w:type="dxa" w:w="9360"/>
+            <w:gridSpan w:val="3"/>
+            <w:shd w:fill="EEF4F8" w:color="auto" w:val="clear"/>
+            <w:tcMar>
+              <w:top w:type="dxa" w:w="60"/>
+              <w:left w:type="dxa" w:w="100"/>
+              <w:bottom w:type="dxa" w:w="60"/>
+              <w:right w:type="dxa" w:w="100"/>
+            </w:tcMar>
+          </w:tcPr>
+          <w:p>
+            <w:pPr>
+              <w:spacing w:after="0" w:before="0"/>
+            </w:pPr>
+            <w:r>
+              <w:rPr>
+                <w:b/>
+                <w:bCs/>
+                <w:color w:val="0F2B3C"/>
+                <w:sz w:val="18"/>
+                <w:szCs w:val="18"/>
+              </w:rPr>
+              <w:t xml:space="preserve">EXIT CHECK · 3-POINT SELF-ASSESSMENT CHECKLIST</w:t>
+            </w:r>
+          </w:p>
+        </w:tc>
+      </w:tr>
+      <w:tr>
+        <w:trPr>
+          <w:cantSplit/>
+        </w:trPr>
+        <w:tc>
+          <w:tcPr>
+            <w:tcW w:type="dxa" w:w="3120"/>
+            <w:tcMar>
+              <w:top w:type="dxa" w:w="80"/>
+              <w:left w:type="dxa" w:w="100"/>
+              <w:bottom w:type="dxa" w:w="80"/>
+              <w:right w:type="dxa" w:w="100"/>
+            </w:tcMar>
+          </w:tcPr>
+          <w:p>
+            <w:pPr>
+              <w:spacing w:after="0" w:before="0"/>
+            </w:pPr>
+            <w:r>
+              <w:rPr>
+                <w:b/>
+                <w:bCs/>
+                <w:color w:val="0F2B3C"/>
+                <w:sz w:val="18"/>
+                <w:szCs w:val="18"/>
+              </w:rPr>
+              <w:t xml:space="preserve">☐ 1. Units &amp; Labels Verified</w:t>
+            </w:r>
+          </w:p>
+        </w:tc>
+        <w:tc>
+          <w:tcPr>
+            <w:tcW w:type="dxa" w:w="3120"/>
+            <w:tcMar>
+              <w:top w:type="dxa" w:w="80"/>
+              <w:left w:type="dxa" w:w="100"/>
+              <w:bottom w:type="dxa" w:w="80"/>
+              <w:right w:type="dxa" w:w="100"/>
+            </w:tcMar>
+          </w:tcPr>
+          <w:p>
+            <w:pPr>
+              <w:spacing w:after="0" w:before="0"/>
+            </w:pPr>
+            <w:r>
+              <w:rPr>
+                <w:b/>
+                <w:bCs/>
+                <w:color w:val="0F2B3C"/>
+                <w:sz w:val="18"/>
+                <w:szCs w:val="18"/>
+              </w:rPr>
+              <w:t xml:space="preserve">☐ 2. Reasoning Stated (Because / Although / Therefore)</w:t>
+            </w:r>
+          </w:p>
+        </w:tc>
+        <w:tc>
+          <w:tcPr>
+            <w:tcW w:type="dxa" w:w="3120"/>
+            <w:tcMar>
+              <w:top w:type="dxa" w:w="80"/>
+              <w:left w:type="dxa" w:w="100"/>
+              <w:bottom w:type="dxa" w:w="80"/>
+              <w:right w:type="dxa" w:w="100"/>
+            </w:tcMar>
+          </w:tcPr>
+          <w:p>
+            <w:pPr>
+              <w:spacing w:after="0" w:before="0"/>
+            </w:pPr>
+            <w:r>
+              <w:rPr>
+                <w:b/>
+                <w:bCs/>
+                <w:color w:val="0F2B3C"/>
+                <w:sz w:val="18"/>
+                <w:szCs w:val="18"/>
+              </w:rPr>
+              <w:t xml:space="preserve">☐ 3. Calculations Double-Checked</w:t>
+            </w:r>
+          </w:p>
+        </w:tc>
+      </w:tr>
+    </w:tbl>
     <w:p>
       <w:pPr>
         <w:spacing w:after="60" w:before="120"/>
